--- a/lessons/4-3/downloads/reveal/4.3-session-2-practice-form-b.docx
+++ b/lessons/4-3/downloads/reveal/4.3-session-2-practice-form-b.docx
@@ -88,6 +88,7 @@
       <w:pPr>
         <w:keepNext/>
         <w:spacing w:before="0" w:after="10" w:line="240" w:lineRule="auto"/>
+        <w:outlineLvl w:val="0"/>
       </w:pPr>
       <w:r>
         <w:rPr>
@@ -123,7 +124,7 @@
           <w:sz w:val="15"/>
           <w:szCs w:val="15"/>
         </w:rPr>
-        <w:t xml:space="preserve">   ·   6.RP.A.3c</w:t>
+        <w:t xml:space="preserve">   ·   6.AT.4</w:t>
       </w:r>
     </w:p>
     <w:p>
@@ -194,8 +195,8 @@
                 <w:rFonts w:ascii="Avenir Next" w:hAnsi="Avenir Next" w:cs="Avenir Next" w:eastAsia="Avenir Next"/>
                 <w:b/>
                 <w:color w:val="003A70"/>
-                <w:sz w:val="18"/>
-                <w:szCs w:val="18"/>
+                <w:sz w:val="19"/>
+                <w:szCs w:val="19"/>
               </w:rPr>
               <w:t xml:space="preserve">•</w:t>
             </w:r>
@@ -203,8 +204,8 @@
               <w:rPr>
                 <w:rFonts w:ascii="Avenir Next" w:hAnsi="Avenir Next" w:cs="Avenir Next" w:eastAsia="Avenir Next"/>
                 <w:color w:val="1A1A1A"/>
-                <w:sz w:val="18"/>
-                <w:szCs w:val="18"/>
+                <w:sz w:val="19"/>
+                <w:szCs w:val="19"/>
               </w:rPr>
               <w:tab/>
             </w:r>
@@ -212,8 +213,8 @@
               <w:rPr>
                 <w:rFonts w:ascii="Avenir Next" w:hAnsi="Avenir Next" w:cs="Avenir Next" w:eastAsia="Avenir Next"/>
                 <w:color w:val="1A1A1A"/>
-                <w:sz w:val="18"/>
-                <w:szCs w:val="18"/>
+                <w:sz w:val="19"/>
+                <w:szCs w:val="19"/>
               </w:rPr>
               <w:t xml:space="preserve">Round to </w:t>
             </w:r>
@@ -222,17 +223,17 @@
                 <w:rFonts w:ascii="Avenir Next" w:hAnsi="Avenir Next" w:cs="Avenir Next" w:eastAsia="Avenir Next"/>
                 <w:b/>
                 <w:color w:val="1A1A1A"/>
-                <w:sz w:val="18"/>
-                <w:szCs w:val="18"/>
-              </w:rPr>
-              <w:t xml:space="preserve">friendly numbers</w:t>
-            </w:r>
-            <w:r>
-              <w:rPr>
-                <w:rFonts w:ascii="Avenir Next" w:hAnsi="Avenir Next" w:cs="Avenir Next" w:eastAsia="Avenir Next"/>
-                <w:color w:val="1A1A1A"/>
-                <w:sz w:val="18"/>
-                <w:szCs w:val="18"/>
+                <w:sz w:val="19"/>
+                <w:szCs w:val="19"/>
+              </w:rPr>
+              <w:t xml:space="preserve">compatible (friendly) numbers</w:t>
+            </w:r>
+            <w:r>
+              <w:rPr>
+                <w:rFonts w:ascii="Avenir Next" w:hAnsi="Avenir Next" w:cs="Avenir Next" w:eastAsia="Avenir Next"/>
+                <w:color w:val="1A1A1A"/>
+                <w:sz w:val="19"/>
+                <w:szCs w:val="19"/>
               </w:rPr>
               <w:t xml:space="preserve">: 312 is about 300, 39% is about 40%.</w:t>
             </w:r>
@@ -250,8 +251,8 @@
                 <w:rFonts w:ascii="Avenir Next" w:hAnsi="Avenir Next" w:cs="Avenir Next" w:eastAsia="Avenir Next"/>
                 <w:b/>
                 <w:color w:val="003A70"/>
-                <w:sz w:val="18"/>
-                <w:szCs w:val="18"/>
+                <w:sz w:val="19"/>
+                <w:szCs w:val="19"/>
               </w:rPr>
               <w:t xml:space="preserve">•</w:t>
             </w:r>
@@ -259,8 +260,8 @@
               <w:rPr>
                 <w:rFonts w:ascii="Avenir Next" w:hAnsi="Avenir Next" w:cs="Avenir Next" w:eastAsia="Avenir Next"/>
                 <w:color w:val="1A1A1A"/>
-                <w:sz w:val="18"/>
-                <w:szCs w:val="18"/>
+                <w:sz w:val="19"/>
+                <w:szCs w:val="19"/>
               </w:rPr>
               <w:tab/>
             </w:r>
@@ -269,8 +270,8 @@
                 <w:rFonts w:ascii="Avenir Next" w:hAnsi="Avenir Next" w:cs="Avenir Next" w:eastAsia="Avenir Next"/>
                 <w:b/>
                 <w:color w:val="1A1A1A"/>
-                <w:sz w:val="18"/>
-                <w:szCs w:val="18"/>
+                <w:sz w:val="19"/>
+                <w:szCs w:val="19"/>
               </w:rPr>
               <w:t xml:space="preserve">10%</w:t>
             </w:r>
@@ -278,10 +279,10 @@
               <w:rPr>
                 <w:rFonts w:ascii="Avenir Next" w:hAnsi="Avenir Next" w:cs="Avenir Next" w:eastAsia="Avenir Next"/>
                 <w:color w:val="1A1A1A"/>
-                <w:sz w:val="18"/>
-                <w:szCs w:val="18"/>
-              </w:rPr>
-              <w:t xml:space="preserve"> means divide by 10. 20% is double, 30% is three 10% parts, 5% is half of 10%.</w:t>
+                <w:sz w:val="19"/>
+                <w:szCs w:val="19"/>
+              </w:rPr>
+              <w:t xml:space="preserve"> = divide by 10. 20% = 2 × 10%, 30% = 3 × 10%, 5% = half of 10%.</w:t>
             </w:r>
           </w:p>
           <w:p>
@@ -297,8 +298,8 @@
                 <w:rFonts w:ascii="Avenir Next" w:hAnsi="Avenir Next" w:cs="Avenir Next" w:eastAsia="Avenir Next"/>
                 <w:b/>
                 <w:color w:val="003A70"/>
-                <w:sz w:val="18"/>
-                <w:szCs w:val="18"/>
+                <w:sz w:val="19"/>
+                <w:szCs w:val="19"/>
               </w:rPr>
               <w:t xml:space="preserve">•</w:t>
             </w:r>
@@ -306,8 +307,8 @@
               <w:rPr>
                 <w:rFonts w:ascii="Avenir Next" w:hAnsi="Avenir Next" w:cs="Avenir Next" w:eastAsia="Avenir Next"/>
                 <w:color w:val="1A1A1A"/>
-                <w:sz w:val="18"/>
-                <w:szCs w:val="18"/>
+                <w:sz w:val="19"/>
+                <w:szCs w:val="19"/>
               </w:rPr>
               <w:tab/>
             </w:r>
@@ -315,8 +316,8 @@
               <w:rPr>
                 <w:rFonts w:ascii="Avenir Next" w:hAnsi="Avenir Next" w:cs="Avenir Next" w:eastAsia="Avenir Next"/>
                 <w:color w:val="1A1A1A"/>
-                <w:sz w:val="18"/>
-                <w:szCs w:val="18"/>
+                <w:sz w:val="19"/>
+                <w:szCs w:val="19"/>
               </w:rPr>
               <w:t xml:space="preserve">Write </w:t>
             </w:r>
@@ -325,8 +326,8 @@
                 <w:rFonts w:ascii="Avenir Next" w:hAnsi="Avenir Next" w:cs="Avenir Next" w:eastAsia="Avenir Next"/>
                 <w:b/>
                 <w:color w:val="1A1A1A"/>
-                <w:sz w:val="18"/>
-                <w:szCs w:val="18"/>
+                <w:sz w:val="19"/>
+                <w:szCs w:val="19"/>
               </w:rPr>
               <w:t xml:space="preserve">about</w:t>
             </w:r>
@@ -334,10 +335,10 @@
               <w:rPr>
                 <w:rFonts w:ascii="Avenir Next" w:hAnsi="Avenir Next" w:cs="Avenir Next" w:eastAsia="Avenir Next"/>
                 <w:color w:val="1A1A1A"/>
-                <w:sz w:val="18"/>
-                <w:szCs w:val="18"/>
-              </w:rPr>
-              <w:t xml:space="preserve"> (or ≈). Check: did you round up (estimate high) or down (estimate low)?</w:t>
+                <w:sz w:val="19"/>
+                <w:szCs w:val="19"/>
+              </w:rPr>
+              <w:t xml:space="preserve">. Did you round up (estimate high) or down (estimate low)?</w:t>
             </w:r>
           </w:p>
         </w:tc>
@@ -371,8 +372,8 @@
               <w:rPr>
                 <w:rFonts w:ascii="Avenir Next" w:hAnsi="Avenir Next" w:cs="Avenir Next" w:eastAsia="Avenir Next"/>
                 <w:color w:val="1A1A1A"/>
-                <w:sz w:val="17"/>
-                <w:szCs w:val="17"/>
+                <w:sz w:val="18"/>
+                <w:szCs w:val="18"/>
               </w:rPr>
               <w:t xml:space="preserve">Estimate 20% of 312 bottles.</w:t>
             </w:r>
@@ -390,8 +391,8 @@
                 <w:rFonts w:ascii="Avenir Next" w:hAnsi="Avenir Next" w:cs="Avenir Next" w:eastAsia="Avenir Next"/>
                 <w:b/>
                 <w:color w:val="003A70"/>
-                <w:sz w:val="17"/>
-                <w:szCs w:val="17"/>
+                <w:sz w:val="18"/>
+                <w:szCs w:val="18"/>
               </w:rPr>
               <w:t xml:space="preserve">Step 1</w:t>
             </w:r>
@@ -399,8 +400,8 @@
               <w:rPr>
                 <w:rFonts w:ascii="Avenir Next" w:hAnsi="Avenir Next" w:cs="Avenir Next" w:eastAsia="Avenir Next"/>
                 <w:color w:val="1A1A1A"/>
-                <w:sz w:val="17"/>
-                <w:szCs w:val="17"/>
+                <w:sz w:val="18"/>
+                <w:szCs w:val="18"/>
               </w:rPr>
               <w:tab/>
             </w:r>
@@ -408,8 +409,8 @@
               <w:rPr>
                 <w:rFonts w:ascii="Avenir Next" w:hAnsi="Avenir Next" w:cs="Avenir Next" w:eastAsia="Avenir Next"/>
                 <w:color w:val="1A1A1A"/>
-                <w:sz w:val="17"/>
-                <w:szCs w:val="17"/>
+                <w:sz w:val="18"/>
+                <w:szCs w:val="18"/>
               </w:rPr>
               <w:t xml:space="preserve">312 is about 300.</w:t>
             </w:r>
@@ -427,8 +428,8 @@
                 <w:rFonts w:ascii="Avenir Next" w:hAnsi="Avenir Next" w:cs="Avenir Next" w:eastAsia="Avenir Next"/>
                 <w:b/>
                 <w:color w:val="003A70"/>
-                <w:sz w:val="17"/>
-                <w:szCs w:val="17"/>
+                <w:sz w:val="18"/>
+                <w:szCs w:val="18"/>
               </w:rPr>
               <w:t xml:space="preserve">Step 2</w:t>
             </w:r>
@@ -436,8 +437,8 @@
               <w:rPr>
                 <w:rFonts w:ascii="Avenir Next" w:hAnsi="Avenir Next" w:cs="Avenir Next" w:eastAsia="Avenir Next"/>
                 <w:color w:val="1A1A1A"/>
-                <w:sz w:val="17"/>
-                <w:szCs w:val="17"/>
+                <w:sz w:val="18"/>
+                <w:szCs w:val="18"/>
               </w:rPr>
               <w:tab/>
             </w:r>
@@ -445,8 +446,8 @@
               <w:rPr>
                 <w:rFonts w:ascii="Avenir Next" w:hAnsi="Avenir Next" w:cs="Avenir Next" w:eastAsia="Avenir Next"/>
                 <w:color w:val="1A1A1A"/>
-                <w:sz w:val="17"/>
-                <w:szCs w:val="17"/>
+                <w:sz w:val="18"/>
+                <w:szCs w:val="18"/>
               </w:rPr>
               <w:t xml:space="preserve">10% of 300 = 30.</w:t>
             </w:r>
@@ -464,8 +465,8 @@
                 <w:rFonts w:ascii="Avenir Next" w:hAnsi="Avenir Next" w:cs="Avenir Next" w:eastAsia="Avenir Next"/>
                 <w:b/>
                 <w:color w:val="003A70"/>
-                <w:sz w:val="17"/>
-                <w:szCs w:val="17"/>
+                <w:sz w:val="18"/>
+                <w:szCs w:val="18"/>
               </w:rPr>
               <w:t xml:space="preserve">Step 3</w:t>
             </w:r>
@@ -473,8 +474,8 @@
               <w:rPr>
                 <w:rFonts w:ascii="Avenir Next" w:hAnsi="Avenir Next" w:cs="Avenir Next" w:eastAsia="Avenir Next"/>
                 <w:color w:val="1A1A1A"/>
-                <w:sz w:val="17"/>
-                <w:szCs w:val="17"/>
+                <w:sz w:val="18"/>
+                <w:szCs w:val="18"/>
               </w:rPr>
               <w:tab/>
             </w:r>
@@ -482,8 +483,8 @@
               <w:rPr>
                 <w:rFonts w:ascii="Avenir Next" w:hAnsi="Avenir Next" w:cs="Avenir Next" w:eastAsia="Avenir Next"/>
                 <w:color w:val="1A1A1A"/>
-                <w:sz w:val="17"/>
-                <w:szCs w:val="17"/>
+                <w:sz w:val="18"/>
+                <w:szCs w:val="18"/>
               </w:rPr>
               <w:t xml:space="preserve">20% = 30 + 30 = 60.</w:t>
             </w:r>
@@ -501,8 +502,8 @@
                 <w:rFonts w:ascii="Avenir Next" w:hAnsi="Avenir Next" w:cs="Avenir Next" w:eastAsia="Avenir Next"/>
                 <w:b/>
                 <w:color w:val="1A1A1A"/>
-                <w:sz w:val="17"/>
-                <w:szCs w:val="17"/>
+                <w:sz w:val="18"/>
+                <w:szCs w:val="18"/>
               </w:rPr>
               <w:t xml:space="preserve">Answer</w:t>
             </w:r>
@@ -510,8 +511,8 @@
               <w:rPr>
                 <w:rFonts w:ascii="Avenir Next" w:hAnsi="Avenir Next" w:cs="Avenir Next" w:eastAsia="Avenir Next"/>
                 <w:color w:val="1A1A1A"/>
-                <w:sz w:val="17"/>
-                <w:szCs w:val="17"/>
+                <w:sz w:val="18"/>
+                <w:szCs w:val="18"/>
               </w:rPr>
               <w:tab/>
             </w:r>
@@ -520,8 +521,8 @@
                 <w:rFonts w:ascii="Avenir Next" w:hAnsi="Avenir Next" w:cs="Avenir Next" w:eastAsia="Avenir Next"/>
                 <w:b/>
                 <w:color w:val="1A1A1A"/>
-                <w:sz w:val="17"/>
-                <w:szCs w:val="17"/>
+                <w:sz w:val="18"/>
+                <w:szCs w:val="18"/>
               </w:rPr>
               <w:t xml:space="preserve">about 60 bottles</w:t>
             </w:r>
@@ -581,7 +582,7 @@
           <w:sz w:val="17"/>
           <w:szCs w:val="17"/>
         </w:rPr>
-        <w:t xml:space="preserve">compatible numbers</w:t>
+        <w:t xml:space="preserve">compatible (friendly) numbers</w:t>
       </w:r>
       <w:r>
         <w:rPr>
@@ -633,6 +634,7 @@
           <w:tab w:val="right" w:pos="9504"/>
         </w:tabs>
         <w:spacing w:before="90" w:after="50" w:line="240" w:lineRule="auto"/>
+        <w:outlineLvl w:val="1"/>
       </w:pPr>
       <w:r>
         <w:rPr>
@@ -717,8 +719,8 @@
                 <w:rFonts w:ascii="Avenir Next" w:hAnsi="Avenir Next" w:cs="Avenir Next" w:eastAsia="Avenir Next"/>
                 <w:b/>
                 <w:color w:val="1A1A1A"/>
-                <w:sz w:val="20"/>
-                <w:szCs w:val="20"/>
+                <w:sz w:val="21"/>
+                <w:szCs w:val="21"/>
               </w:rPr>
               <w:t xml:space="preserve">1.</w:t>
             </w:r>
@@ -726,8 +728,8 @@
               <w:rPr>
                 <w:rFonts w:ascii="Avenir Next" w:hAnsi="Avenir Next" w:cs="Avenir Next" w:eastAsia="Avenir Next"/>
                 <w:color w:val="1A1A1A"/>
-                <w:sz w:val="20"/>
-                <w:szCs w:val="20"/>
+                <w:sz w:val="21"/>
+                <w:szCs w:val="21"/>
               </w:rPr>
               <w:tab/>
             </w:r>
@@ -735,10 +737,10 @@
               <w:rPr>
                 <w:rFonts w:ascii="Avenir Next" w:hAnsi="Avenir Next" w:cs="Avenir Next" w:eastAsia="Avenir Next"/>
                 <w:color w:val="1A1A1A"/>
-                <w:sz w:val="20"/>
-                <w:szCs w:val="20"/>
-              </w:rPr>
-              <w:t xml:space="preserve">Estimate. Round to friendly numbers first.</w:t>
+                <w:sz w:val="21"/>
+                <w:szCs w:val="21"/>
+              </w:rPr>
+              <w:t xml:space="preserve">Estimate. Round to compatible (friendly) numbers first.</w:t>
             </w:r>
           </w:p>
           <w:tbl>
@@ -771,7 +773,7 @@
             <w:tr>
               <w:trPr>
                 <w:cantSplit/>
-                <w:trHeight w:val="504" w:hRule="atLeast"/>
+                <w:trHeight w:val="515" w:hRule="atLeast"/>
               </w:trPr>
               <w:tc>
                 <w:tcPr>
@@ -791,8 +793,8 @@
                       <w:rFonts w:ascii="Avenir Next" w:hAnsi="Avenir Next" w:cs="Avenir Next" w:eastAsia="Avenir Next"/>
                       <w:b/>
                       <w:color w:val="003A70"/>
-                      <w:sz w:val="20"/>
-                      <w:szCs w:val="20"/>
+                      <w:sz w:val="21"/>
+                      <w:szCs w:val="21"/>
                     </w:rPr>
                     <w:t xml:space="preserve">a.</w:t>
                   </w:r>
@@ -800,8 +802,8 @@
                     <w:rPr>
                       <w:rFonts w:ascii="Avenir Next" w:hAnsi="Avenir Next" w:cs="Avenir Next" w:eastAsia="Avenir Next"/>
                       <w:color w:val="1A1A1A"/>
-                      <w:sz w:val="20"/>
-                      <w:szCs w:val="20"/>
+                      <w:sz w:val="21"/>
+                      <w:szCs w:val="21"/>
                     </w:rPr>
                     <w:tab/>
                   </w:r>
@@ -809,8 +811,8 @@
                     <w:rPr>
                       <w:rFonts w:ascii="Avenir Next" w:hAnsi="Avenir Next" w:cs="Avenir Next" w:eastAsia="Avenir Next"/>
                       <w:color w:val="1A1A1A"/>
-                      <w:sz w:val="20"/>
-                      <w:szCs w:val="20"/>
+                      <w:sz w:val="21"/>
+                      <w:szCs w:val="21"/>
                     </w:rPr>
                     <w:t xml:space="preserve">9% of 310 ≈</w:t>
                   </w:r>
@@ -818,8 +820,8 @@
                     <w:rPr>
                       <w:rFonts w:ascii="Avenir Next" w:hAnsi="Avenir Next" w:cs="Avenir Next" w:eastAsia="Avenir Next"/>
                       <w:color w:val="1A1A1A"/>
-                      <w:sz w:val="20"/>
-                      <w:szCs w:val="20"/>
+                      <w:sz w:val="21"/>
+                      <w:szCs w:val="21"/>
                     </w:rPr>
                     <w:t xml:space="preserve">  </w:t>
                   </w:r>
@@ -827,8 +829,8 @@
                     <w:rPr>
                       <w:rFonts w:ascii="Avenir Next" w:hAnsi="Avenir Next" w:cs="Avenir Next" w:eastAsia="Avenir Next"/>
                       <w:color w:val="1A1A1A"/>
-                      <w:sz w:val="20"/>
-                      <w:szCs w:val="20"/>
+                      <w:sz w:val="21"/>
+                      <w:szCs w:val="21"/>
                       <w:u w:val="single"/>
                     </w:rPr>
                     <w:t xml:space="preserve">      </w:t>
@@ -853,8 +855,8 @@
                       <w:rFonts w:ascii="Avenir Next" w:hAnsi="Avenir Next" w:cs="Avenir Next" w:eastAsia="Avenir Next"/>
                       <w:b/>
                       <w:color w:val="003A70"/>
-                      <w:sz w:val="20"/>
-                      <w:szCs w:val="20"/>
+                      <w:sz w:val="21"/>
+                      <w:szCs w:val="21"/>
                     </w:rPr>
                     <w:t xml:space="preserve">b.</w:t>
                   </w:r>
@@ -862,8 +864,8 @@
                     <w:rPr>
                       <w:rFonts w:ascii="Avenir Next" w:hAnsi="Avenir Next" w:cs="Avenir Next" w:eastAsia="Avenir Next"/>
                       <w:color w:val="1A1A1A"/>
-                      <w:sz w:val="20"/>
-                      <w:szCs w:val="20"/>
+                      <w:sz w:val="21"/>
+                      <w:szCs w:val="21"/>
                     </w:rPr>
                     <w:tab/>
                   </w:r>
@@ -871,8 +873,8 @@
                     <w:rPr>
                       <w:rFonts w:ascii="Avenir Next" w:hAnsi="Avenir Next" w:cs="Avenir Next" w:eastAsia="Avenir Next"/>
                       <w:color w:val="1A1A1A"/>
-                      <w:sz w:val="20"/>
-                      <w:szCs w:val="20"/>
+                      <w:sz w:val="21"/>
+                      <w:szCs w:val="21"/>
                     </w:rPr>
                     <w:t xml:space="preserve">19% of 248 ≈</w:t>
                   </w:r>
@@ -880,8 +882,8 @@
                     <w:rPr>
                       <w:rFonts w:ascii="Avenir Next" w:hAnsi="Avenir Next" w:cs="Avenir Next" w:eastAsia="Avenir Next"/>
                       <w:color w:val="1A1A1A"/>
-                      <w:sz w:val="20"/>
-                      <w:szCs w:val="20"/>
+                      <w:sz w:val="21"/>
+                      <w:szCs w:val="21"/>
                     </w:rPr>
                     <w:t xml:space="preserve">  </w:t>
                   </w:r>
@@ -889,8 +891,8 @@
                     <w:rPr>
                       <w:rFonts w:ascii="Avenir Next" w:hAnsi="Avenir Next" w:cs="Avenir Next" w:eastAsia="Avenir Next"/>
                       <w:color w:val="1A1A1A"/>
-                      <w:sz w:val="20"/>
-                      <w:szCs w:val="20"/>
+                      <w:sz w:val="21"/>
+                      <w:szCs w:val="21"/>
                       <w:u w:val="single"/>
                     </w:rPr>
                     <w:t xml:space="preserve">      </w:t>
@@ -915,8 +917,8 @@
                       <w:rFonts w:ascii="Avenir Next" w:hAnsi="Avenir Next" w:cs="Avenir Next" w:eastAsia="Avenir Next"/>
                       <w:b/>
                       <w:color w:val="003A70"/>
-                      <w:sz w:val="20"/>
-                      <w:szCs w:val="20"/>
+                      <w:sz w:val="21"/>
+                      <w:szCs w:val="21"/>
                     </w:rPr>
                     <w:t xml:space="preserve">c.</w:t>
                   </w:r>
@@ -924,8 +926,8 @@
                     <w:rPr>
                       <w:rFonts w:ascii="Avenir Next" w:hAnsi="Avenir Next" w:cs="Avenir Next" w:eastAsia="Avenir Next"/>
                       <w:color w:val="1A1A1A"/>
-                      <w:sz w:val="20"/>
-                      <w:szCs w:val="20"/>
+                      <w:sz w:val="21"/>
+                      <w:szCs w:val="21"/>
                     </w:rPr>
                     <w:tab/>
                   </w:r>
@@ -933,8 +935,8 @@
                     <w:rPr>
                       <w:rFonts w:ascii="Avenir Next" w:hAnsi="Avenir Next" w:cs="Avenir Next" w:eastAsia="Avenir Next"/>
                       <w:color w:val="1A1A1A"/>
-                      <w:sz w:val="20"/>
-                      <w:szCs w:val="20"/>
+                      <w:sz w:val="21"/>
+                      <w:szCs w:val="21"/>
                     </w:rPr>
                     <w:t xml:space="preserve">24% of 161 ≈</w:t>
                   </w:r>
@@ -942,8 +944,8 @@
                     <w:rPr>
                       <w:rFonts w:ascii="Avenir Next" w:hAnsi="Avenir Next" w:cs="Avenir Next" w:eastAsia="Avenir Next"/>
                       <w:color w:val="1A1A1A"/>
-                      <w:sz w:val="20"/>
-                      <w:szCs w:val="20"/>
+                      <w:sz w:val="21"/>
+                      <w:szCs w:val="21"/>
                     </w:rPr>
                     <w:t xml:space="preserve">  </w:t>
                   </w:r>
@@ -951,8 +953,8 @@
                     <w:rPr>
                       <w:rFonts w:ascii="Avenir Next" w:hAnsi="Avenir Next" w:cs="Avenir Next" w:eastAsia="Avenir Next"/>
                       <w:color w:val="1A1A1A"/>
-                      <w:sz w:val="20"/>
-                      <w:szCs w:val="20"/>
+                      <w:sz w:val="21"/>
+                      <w:szCs w:val="21"/>
                       <w:u w:val="single"/>
                     </w:rPr>
                     <w:t xml:space="preserve">      </w:t>
@@ -963,7 +965,7 @@
             <w:tr>
               <w:trPr>
                 <w:cantSplit/>
-                <w:trHeight w:val="504" w:hRule="atLeast"/>
+                <w:trHeight w:val="515" w:hRule="atLeast"/>
               </w:trPr>
               <w:tc>
                 <w:tcPr>
@@ -983,8 +985,8 @@
                       <w:rFonts w:ascii="Avenir Next" w:hAnsi="Avenir Next" w:cs="Avenir Next" w:eastAsia="Avenir Next"/>
                       <w:b/>
                       <w:color w:val="003A70"/>
-                      <w:sz w:val="20"/>
-                      <w:szCs w:val="20"/>
+                      <w:sz w:val="21"/>
+                      <w:szCs w:val="21"/>
                     </w:rPr>
                     <w:t xml:space="preserve">d.</w:t>
                   </w:r>
@@ -992,8 +994,8 @@
                     <w:rPr>
                       <w:rFonts w:ascii="Avenir Next" w:hAnsi="Avenir Next" w:cs="Avenir Next" w:eastAsia="Avenir Next"/>
                       <w:color w:val="1A1A1A"/>
-                      <w:sz w:val="20"/>
-                      <w:szCs w:val="20"/>
+                      <w:sz w:val="21"/>
+                      <w:szCs w:val="21"/>
                     </w:rPr>
                     <w:tab/>
                   </w:r>
@@ -1001,8 +1003,8 @@
                     <w:rPr>
                       <w:rFonts w:ascii="Avenir Next" w:hAnsi="Avenir Next" w:cs="Avenir Next" w:eastAsia="Avenir Next"/>
                       <w:color w:val="1A1A1A"/>
-                      <w:sz w:val="20"/>
-                      <w:szCs w:val="20"/>
+                      <w:sz w:val="21"/>
+                      <w:szCs w:val="21"/>
                     </w:rPr>
                     <w:t xml:space="preserve">52% of 398 ≈</w:t>
                   </w:r>
@@ -1010,8 +1012,8 @@
                     <w:rPr>
                       <w:rFonts w:ascii="Avenir Next" w:hAnsi="Avenir Next" w:cs="Avenir Next" w:eastAsia="Avenir Next"/>
                       <w:color w:val="1A1A1A"/>
-                      <w:sz w:val="20"/>
-                      <w:szCs w:val="20"/>
+                      <w:sz w:val="21"/>
+                      <w:szCs w:val="21"/>
                     </w:rPr>
                     <w:t xml:space="preserve">  </w:t>
                   </w:r>
@@ -1019,8 +1021,8 @@
                     <w:rPr>
                       <w:rFonts w:ascii="Avenir Next" w:hAnsi="Avenir Next" w:cs="Avenir Next" w:eastAsia="Avenir Next"/>
                       <w:color w:val="1A1A1A"/>
-                      <w:sz w:val="20"/>
-                      <w:szCs w:val="20"/>
+                      <w:sz w:val="21"/>
+                      <w:szCs w:val="21"/>
                       <w:u w:val="single"/>
                     </w:rPr>
                     <w:t xml:space="preserve">      </w:t>
@@ -1045,8 +1047,8 @@
                       <w:rFonts w:ascii="Avenir Next" w:hAnsi="Avenir Next" w:cs="Avenir Next" w:eastAsia="Avenir Next"/>
                       <w:b/>
                       <w:color w:val="003A70"/>
-                      <w:sz w:val="20"/>
-                      <w:szCs w:val="20"/>
+                      <w:sz w:val="21"/>
+                      <w:szCs w:val="21"/>
                     </w:rPr>
                     <w:t xml:space="preserve">e.</w:t>
                   </w:r>
@@ -1054,8 +1056,8 @@
                     <w:rPr>
                       <w:rFonts w:ascii="Avenir Next" w:hAnsi="Avenir Next" w:cs="Avenir Next" w:eastAsia="Avenir Next"/>
                       <w:color w:val="1A1A1A"/>
-                      <w:sz w:val="20"/>
-                      <w:szCs w:val="20"/>
+                      <w:sz w:val="21"/>
+                      <w:szCs w:val="21"/>
                     </w:rPr>
                     <w:tab/>
                   </w:r>
@@ -1063,8 +1065,8 @@
                     <w:rPr>
                       <w:rFonts w:ascii="Avenir Next" w:hAnsi="Avenir Next" w:cs="Avenir Next" w:eastAsia="Avenir Next"/>
                       <w:color w:val="1A1A1A"/>
-                      <w:sz w:val="20"/>
-                      <w:szCs w:val="20"/>
+                      <w:sz w:val="21"/>
+                      <w:szCs w:val="21"/>
                     </w:rPr>
                     <w:t xml:space="preserve">29% of 61 ≈</w:t>
                   </w:r>
@@ -1072,8 +1074,8 @@
                     <w:rPr>
                       <w:rFonts w:ascii="Avenir Next" w:hAnsi="Avenir Next" w:cs="Avenir Next" w:eastAsia="Avenir Next"/>
                       <w:color w:val="1A1A1A"/>
-                      <w:sz w:val="20"/>
-                      <w:szCs w:val="20"/>
+                      <w:sz w:val="21"/>
+                      <w:szCs w:val="21"/>
                     </w:rPr>
                     <w:t xml:space="preserve">  </w:t>
                   </w:r>
@@ -1081,8 +1083,8 @@
                     <w:rPr>
                       <w:rFonts w:ascii="Avenir Next" w:hAnsi="Avenir Next" w:cs="Avenir Next" w:eastAsia="Avenir Next"/>
                       <w:color w:val="1A1A1A"/>
-                      <w:sz w:val="20"/>
-                      <w:szCs w:val="20"/>
+                      <w:sz w:val="21"/>
+                      <w:szCs w:val="21"/>
                       <w:u w:val="single"/>
                     </w:rPr>
                     <w:t xml:space="preserve">      </w:t>
@@ -1107,8 +1109,8 @@
                       <w:rFonts w:ascii="Avenir Next" w:hAnsi="Avenir Next" w:cs="Avenir Next" w:eastAsia="Avenir Next"/>
                       <w:b/>
                       <w:color w:val="003A70"/>
-                      <w:sz w:val="20"/>
-                      <w:szCs w:val="20"/>
+                      <w:sz w:val="21"/>
+                      <w:szCs w:val="21"/>
                     </w:rPr>
                     <w:t xml:space="preserve">f.</w:t>
                   </w:r>
@@ -1116,8 +1118,8 @@
                     <w:rPr>
                       <w:rFonts w:ascii="Avenir Next" w:hAnsi="Avenir Next" w:cs="Avenir Next" w:eastAsia="Avenir Next"/>
                       <w:color w:val="1A1A1A"/>
-                      <w:sz w:val="20"/>
-                      <w:szCs w:val="20"/>
+                      <w:sz w:val="21"/>
+                      <w:szCs w:val="21"/>
                     </w:rPr>
                     <w:tab/>
                   </w:r>
@@ -1125,8 +1127,8 @@
                     <w:rPr>
                       <w:rFonts w:ascii="Avenir Next" w:hAnsi="Avenir Next" w:cs="Avenir Next" w:eastAsia="Avenir Next"/>
                       <w:color w:val="1A1A1A"/>
-                      <w:sz w:val="20"/>
-                      <w:szCs w:val="20"/>
+                      <w:sz w:val="21"/>
+                      <w:szCs w:val="21"/>
                     </w:rPr>
                     <w:t xml:space="preserve">74% of 81 ≈</w:t>
                   </w:r>
@@ -1134,8 +1136,8 @@
                     <w:rPr>
                       <w:rFonts w:ascii="Avenir Next" w:hAnsi="Avenir Next" w:cs="Avenir Next" w:eastAsia="Avenir Next"/>
                       <w:color w:val="1A1A1A"/>
-                      <w:sz w:val="20"/>
-                      <w:szCs w:val="20"/>
+                      <w:sz w:val="21"/>
+                      <w:szCs w:val="21"/>
                     </w:rPr>
                     <w:t xml:space="preserve">  </w:t>
                   </w:r>
@@ -1143,8 +1145,8 @@
                     <w:rPr>
                       <w:rFonts w:ascii="Avenir Next" w:hAnsi="Avenir Next" w:cs="Avenir Next" w:eastAsia="Avenir Next"/>
                       <w:color w:val="1A1A1A"/>
-                      <w:sz w:val="20"/>
-                      <w:szCs w:val="20"/>
+                      <w:sz w:val="21"/>
+                      <w:szCs w:val="21"/>
                       <w:u w:val="single"/>
                     </w:rPr>
                     <w:t xml:space="preserve">      </w:t>
@@ -1204,266 +1206,422 @@
             <w:tcW w:w="9504" w:type="dxa"/>
             <w:vAlign w:val="top"/>
           </w:tcPr>
-          <w:p>
-            <w:pPr>
-              <w:keepNext/>
-              <w:tabs>
-                <w:tab w:val="left" w:pos="432"/>
-              </w:tabs>
-              <w:spacing w:before="90" w:after="40" w:line="268" w:lineRule="auto"/>
-              <w:ind w:left="432" w:hanging="432"/>
-            </w:pPr>
-            <w:r>
-              <w:rPr>
-                <w:rFonts w:ascii="Avenir Next" w:hAnsi="Avenir Next" w:cs="Avenir Next" w:eastAsia="Avenir Next"/>
-                <w:b/>
-                <w:color w:val="1A1A1A"/>
-                <w:sz w:val="20"/>
-                <w:szCs w:val="20"/>
-              </w:rPr>
-              <w:t xml:space="preserve">2.</w:t>
-            </w:r>
-            <w:r>
-              <w:rPr>
-                <w:rFonts w:ascii="Avenir Next" w:hAnsi="Avenir Next" w:cs="Avenir Next" w:eastAsia="Avenir Next"/>
-                <w:color w:val="1A1A1A"/>
-                <w:sz w:val="20"/>
-                <w:szCs w:val="20"/>
-              </w:rPr>
-              <w:tab/>
-            </w:r>
-            <w:r>
-              <w:rPr>
-                <w:rFonts w:ascii="Avenir Next" w:hAnsi="Avenir Next" w:cs="Avenir Next" w:eastAsia="Avenir Next"/>
-                <w:b/>
-                <w:color w:val="1A1A1A"/>
-                <w:sz w:val="20"/>
-                <w:szCs w:val="20"/>
-              </w:rPr>
-              <w:t xml:space="preserve">Food Drive.  </w:t>
-            </w:r>
-            <w:r>
-              <w:rPr>
-                <w:rFonts w:ascii="Avenir Next" w:hAnsi="Avenir Next" w:cs="Avenir Next" w:eastAsia="Avenir Next"/>
-                <w:color w:val="1A1A1A"/>
-                <w:sz w:val="20"/>
-                <w:szCs w:val="20"/>
-              </w:rPr>
-              <w:t xml:space="preserve">A food drive collected 238 pounds of food. About 49% was canned soup and about 10.6% was cereal.</w:t>
-            </w:r>
-          </w:p>
-          <w:p>
-            <w:pPr>
-              <w:keepNext/>
-              <w:spacing w:before="0" w:after="40" w:line="252" w:lineRule="auto"/>
-              <w:ind w:left="432"/>
-            </w:pPr>
-            <w:r>
-              <w:rPr>
-                <w:rFonts w:ascii="Avenir Next" w:hAnsi="Avenir Next" w:cs="Avenir Next" w:eastAsia="Avenir Next"/>
-                <w:b/>
-                <w:color w:val="003A70"/>
-                <w:sz w:val="17"/>
-                <w:szCs w:val="17"/>
-              </w:rPr>
-              <w:t xml:space="preserve">Hint  </w:t>
-            </w:r>
-            <w:r>
-              <w:rPr>
-                <w:rFonts w:ascii="Avenir Next" w:hAnsi="Avenir Next" w:cs="Avenir Next" w:eastAsia="Avenir Next"/>
-                <w:i/>
-                <w:color w:val="5A5F66"/>
-                <w:sz w:val="17"/>
-                <w:szCs w:val="17"/>
-              </w:rPr>
-              <w:t xml:space="preserve">Round 238 to 240; round 49% to 50% and 10.6% to 10%.</w:t>
-            </w:r>
-          </w:p>
-          <w:p>
-            <w:pPr>
-              <w:keepNext/>
-              <w:tabs>
-                <w:tab w:val="left" w:pos="772"/>
-              </w:tabs>
-              <w:spacing w:before="0" w:after="60" w:line="276" w:lineRule="auto"/>
-              <w:ind w:left="772" w:hanging="340"/>
-            </w:pPr>
-            <w:r>
-              <w:rPr>
-                <w:rFonts w:ascii="Avenir Next" w:hAnsi="Avenir Next" w:cs="Avenir Next" w:eastAsia="Avenir Next"/>
-                <w:b/>
-                <w:color w:val="003A70"/>
-                <w:sz w:val="20"/>
-                <w:szCs w:val="20"/>
-              </w:rPr>
-              <w:t xml:space="preserve">a.</w:t>
-            </w:r>
-            <w:r>
-              <w:rPr>
-                <w:rFonts w:ascii="Avenir Next" w:hAnsi="Avenir Next" w:cs="Avenir Next" w:eastAsia="Avenir Next"/>
-                <w:color w:val="1A1A1A"/>
-                <w:sz w:val="20"/>
-                <w:szCs w:val="20"/>
-              </w:rPr>
-              <w:tab/>
-            </w:r>
-            <w:r>
-              <w:rPr>
-                <w:rFonts w:ascii="Avenir Next" w:hAnsi="Avenir Next" w:cs="Avenir Next" w:eastAsia="Avenir Next"/>
-                <w:color w:val="1A1A1A"/>
-                <w:sz w:val="20"/>
-                <w:szCs w:val="20"/>
-              </w:rPr>
-              <w:t xml:space="preserve">About how many pounds were soup?</w:t>
-            </w:r>
-            <w:r>
-              <w:rPr>
-                <w:rFonts w:ascii="Avenir Next" w:hAnsi="Avenir Next" w:cs="Avenir Next" w:eastAsia="Avenir Next"/>
-                <w:color w:val="1A1A1A"/>
-                <w:sz w:val="20"/>
-                <w:szCs w:val="20"/>
-              </w:rPr>
-              <w:t xml:space="preserve">  </w:t>
-            </w:r>
-            <w:r>
-              <w:rPr>
-                <w:rFonts w:ascii="Avenir Next" w:hAnsi="Avenir Next" w:cs="Avenir Next" w:eastAsia="Avenir Next"/>
-                <w:color w:val="1A1A1A"/>
-                <w:sz w:val="20"/>
-                <w:szCs w:val="20"/>
-                <w:u w:val="single"/>
-              </w:rPr>
-              <w:t xml:space="preserve">                </w:t>
-            </w:r>
-            <w:r>
-              <w:rPr>
-                <w:rFonts w:ascii="Avenir Next" w:hAnsi="Avenir Next" w:cs="Avenir Next" w:eastAsia="Avenir Next"/>
-                <w:color w:val="1A1A1A"/>
-                <w:sz w:val="20"/>
-                <w:szCs w:val="20"/>
-              </w:rPr>
-              <w:t xml:space="preserve"> lb</w:t>
-            </w:r>
-          </w:p>
-          <w:p>
-            <w:pPr>
-              <w:keepNext/>
-              <w:tabs>
-                <w:tab w:val="left" w:pos="772"/>
-              </w:tabs>
-              <w:spacing w:before="0" w:after="60" w:line="276" w:lineRule="auto"/>
-              <w:ind w:left="772" w:hanging="340"/>
-            </w:pPr>
-            <w:r>
-              <w:rPr>
-                <w:rFonts w:ascii="Avenir Next" w:hAnsi="Avenir Next" w:cs="Avenir Next" w:eastAsia="Avenir Next"/>
-                <w:b/>
-                <w:color w:val="003A70"/>
-                <w:sz w:val="20"/>
-                <w:szCs w:val="20"/>
-              </w:rPr>
-              <w:t xml:space="preserve">b.</w:t>
-            </w:r>
-            <w:r>
-              <w:rPr>
-                <w:rFonts w:ascii="Avenir Next" w:hAnsi="Avenir Next" w:cs="Avenir Next" w:eastAsia="Avenir Next"/>
-                <w:color w:val="1A1A1A"/>
-                <w:sz w:val="20"/>
-                <w:szCs w:val="20"/>
-              </w:rPr>
-              <w:tab/>
-            </w:r>
-            <w:r>
-              <w:rPr>
-                <w:rFonts w:ascii="Avenir Next" w:hAnsi="Avenir Next" w:cs="Avenir Next" w:eastAsia="Avenir Next"/>
-                <w:color w:val="1A1A1A"/>
-                <w:sz w:val="20"/>
-                <w:szCs w:val="20"/>
-              </w:rPr>
-              <w:t xml:space="preserve">About how many pounds were cereal?</w:t>
-            </w:r>
-            <w:r>
-              <w:rPr>
-                <w:rFonts w:ascii="Avenir Next" w:hAnsi="Avenir Next" w:cs="Avenir Next" w:eastAsia="Avenir Next"/>
-                <w:color w:val="1A1A1A"/>
-                <w:sz w:val="20"/>
-                <w:szCs w:val="20"/>
-              </w:rPr>
-              <w:t xml:space="preserve">  </w:t>
-            </w:r>
-            <w:r>
-              <w:rPr>
-                <w:rFonts w:ascii="Avenir Next" w:hAnsi="Avenir Next" w:cs="Avenir Next" w:eastAsia="Avenir Next"/>
-                <w:color w:val="1A1A1A"/>
-                <w:sz w:val="20"/>
-                <w:szCs w:val="20"/>
-                <w:u w:val="single"/>
-              </w:rPr>
-              <w:t xml:space="preserve">                </w:t>
-            </w:r>
-            <w:r>
-              <w:rPr>
-                <w:rFonts w:ascii="Avenir Next" w:hAnsi="Avenir Next" w:cs="Avenir Next" w:eastAsia="Avenir Next"/>
-                <w:color w:val="1A1A1A"/>
-                <w:sz w:val="20"/>
-                <w:szCs w:val="20"/>
-              </w:rPr>
-              <w:t xml:space="preserve"> lb</w:t>
-            </w:r>
-          </w:p>
-          <w:p>
-            <w:pPr>
-              <w:spacing w:before="0" w:after="0" w:line="60" w:lineRule="auto"/>
-            </w:pPr>
-          </w:p>
           <w:tbl>
             <w:tblPr>
-              <w:tblInd w:w="432" w:type="dxa"/>
-              <w:tblW w:w="9072" w:type="dxa"/>
+              <w:tblW w:w="9504" w:type="dxa"/>
               <w:jc w:val="left"/>
               <w:tblBorders>
-                <w:top w:val="single" w:sz="4" w:space="0" w:color="8A9099"/>
-                <w:left w:val="single" w:sz="4" w:space="0" w:color="8A9099"/>
-                <w:bottom w:val="single" w:sz="4" w:space="0" w:color="8A9099"/>
-                <w:right w:val="single" w:sz="4" w:space="0" w:color="8A9099"/>
+                <w:top w:val="nil"/>
+                <w:left w:val="nil"/>
+                <w:bottom w:val="nil"/>
+                <w:right w:val="nil"/>
                 <w:insideH w:val="nil"/>
                 <w:insideV w:val="nil"/>
               </w:tblBorders>
               <w:tblLayout w:type="fixed"/>
               <w:tblCellMar>
-                <w:top w:w="50" w:type="dxa"/>
-                <w:left w:w="100" w:type="dxa"/>
-                <w:bottom w:w="50" w:type="dxa"/>
-                <w:right w:w="100" w:type="dxa"/>
+                <w:top w:w="0" w:type="dxa"/>
+                <w:left w:w="0" w:type="dxa"/>
+                <w:bottom w:w="0" w:type="dxa"/>
+                <w:right w:w="0" w:type="dxa"/>
               </w:tblCellMar>
               <w:tblLook w:val="0000" w:firstRow="0" w:lastRow="0" w:firstColumn="0" w:lastColumn="0" w:noHBand="1" w:noVBand="1"/>
             </w:tblPr>
             <w:tblGrid>
-              <w:gridCol w:w="9072"/>
+              <w:gridCol w:w="6136"/>
+              <w:gridCol w:w="3368"/>
             </w:tblGrid>
             <w:tr>
               <w:trPr>
                 <w:cantSplit/>
-                <w:trHeight w:val="738" w:hRule="atLeast"/>
               </w:trPr>
               <w:tc>
                 <w:tcPr>
-                  <w:tcW w:w="9072" w:type="dxa"/>
+                  <w:tcW w:w="6136" w:type="dxa"/>
                   <w:vAlign w:val="top"/>
                 </w:tcPr>
                 <w:p>
                   <w:pPr>
-                    <w:spacing w:before="0" w:after="0" w:line="240" w:lineRule="auto"/>
+                    <w:keepNext/>
+                    <w:tabs>
+                      <w:tab w:val="left" w:pos="432"/>
+                    </w:tabs>
+                    <w:spacing w:before="90" w:after="40" w:line="268" w:lineRule="auto"/>
+                    <w:ind w:left="432" w:hanging="432"/>
                   </w:pPr>
                   <w:r>
                     <w:rPr>
                       <w:rFonts w:ascii="Avenir Next" w:hAnsi="Avenir Next" w:cs="Avenir Next" w:eastAsia="Avenir Next"/>
+                      <w:b/>
+                      <w:color w:val="1A1A1A"/>
+                      <w:sz w:val="21"/>
+                      <w:szCs w:val="21"/>
+                    </w:rPr>
+                    <w:t xml:space="preserve">2.</w:t>
+                  </w:r>
+                  <w:r>
+                    <w:rPr>
+                      <w:rFonts w:ascii="Avenir Next" w:hAnsi="Avenir Next" w:cs="Avenir Next" w:eastAsia="Avenir Next"/>
+                      <w:color w:val="1A1A1A"/>
+                      <w:sz w:val="21"/>
+                      <w:szCs w:val="21"/>
+                    </w:rPr>
+                    <w:tab/>
+                  </w:r>
+                  <w:r>
+                    <w:rPr>
+                      <w:rFonts w:ascii="Avenir Next" w:hAnsi="Avenir Next" w:cs="Avenir Next" w:eastAsia="Avenir Next"/>
+                      <w:b/>
+                      <w:color w:val="1A1A1A"/>
+                      <w:sz w:val="21"/>
+                      <w:szCs w:val="21"/>
+                    </w:rPr>
+                    <w:t xml:space="preserve">Food Drive.  </w:t>
+                  </w:r>
+                  <w:r>
+                    <w:rPr>
+                      <w:rFonts w:ascii="Avenir Next" w:hAnsi="Avenir Next" w:cs="Avenir Next" w:eastAsia="Avenir Next"/>
+                      <w:color w:val="1A1A1A"/>
+                      <w:sz w:val="21"/>
+                      <w:szCs w:val="21"/>
+                    </w:rPr>
+                    <w:t xml:space="preserve">A food drive collected 238 pounds of food. The circle graph shows the percents. Round 238 to 240. Estimate the pounds of each kind.</w:t>
+                  </w:r>
+                </w:p>
+                <w:p>
+                  <w:pPr>
+                    <w:keepNext/>
+                    <w:spacing w:before="0" w:after="40" w:line="252" w:lineRule="auto"/>
+                    <w:ind w:left="432"/>
+                  </w:pPr>
+                  <w:r>
+                    <w:rPr>
+                      <w:rFonts w:ascii="Avenir Next" w:hAnsi="Avenir Next" w:cs="Avenir Next" w:eastAsia="Avenir Next"/>
+                      <w:b/>
+                      <w:color w:val="003A70"/>
+                      <w:sz w:val="18"/>
+                      <w:szCs w:val="18"/>
+                    </w:rPr>
+                    <w:t xml:space="preserve">Hint  </w:t>
+                  </w:r>
+                  <w:r>
+                    <w:rPr>
+                      <w:rFonts w:ascii="Avenir Next" w:hAnsi="Avenir Next" w:cs="Avenir Next" w:eastAsia="Avenir Next"/>
                       <w:i/>
-                      <w:color w:val="8A9099"/>
-                      <w:sz w:val="14"/>
-                      <w:szCs w:val="14"/>
-                    </w:rPr>
-                    <w:t xml:space="preserve">Show your work.</w:t>
+                      <w:color w:val="5A5F66"/>
+                      <w:sz w:val="18"/>
+                      <w:szCs w:val="18"/>
+                    </w:rPr>
+                    <w:t xml:space="preserve">Rice: 15% = 10% + 5%. 5% is half of 10%.</w:t>
+                  </w:r>
+                </w:p>
+                <w:p>
+                  <w:pPr>
+                    <w:keepNext/>
+                    <w:tabs>
+                      <w:tab w:val="left" w:pos="772"/>
+                    </w:tabs>
+                    <w:spacing w:before="0" w:after="60" w:line="276" w:lineRule="auto"/>
+                    <w:ind w:left="772" w:hanging="340"/>
+                  </w:pPr>
+                  <w:r>
+                    <w:rPr>
+                      <w:rFonts w:ascii="Avenir Next" w:hAnsi="Avenir Next" w:cs="Avenir Next" w:eastAsia="Avenir Next"/>
+                      <w:b/>
+                      <w:color w:val="003A70"/>
+                      <w:sz w:val="21"/>
+                      <w:szCs w:val="21"/>
+                    </w:rPr>
+                    <w:t xml:space="preserve">a.</w:t>
+                  </w:r>
+                  <w:r>
+                    <w:rPr>
+                      <w:rFonts w:ascii="Avenir Next" w:hAnsi="Avenir Next" w:cs="Avenir Next" w:eastAsia="Avenir Next"/>
+                      <w:color w:val="1A1A1A"/>
+                      <w:sz w:val="21"/>
+                      <w:szCs w:val="21"/>
+                    </w:rPr>
+                    <w:tab/>
+                  </w:r>
+                  <w:r>
+                    <w:rPr>
+                      <w:rFonts w:ascii="Avenir Next" w:hAnsi="Avenir Next" w:cs="Avenir Next" w:eastAsia="Avenir Next"/>
+                      <w:color w:val="1A1A1A"/>
+                      <w:sz w:val="21"/>
+                      <w:szCs w:val="21"/>
+                    </w:rPr>
+                    <w:t xml:space="preserve">Soup</w:t>
+                  </w:r>
+                  <w:r>
+                    <w:rPr>
+                      <w:rFonts w:ascii="Avenir Next" w:hAnsi="Avenir Next" w:cs="Avenir Next" w:eastAsia="Avenir Next"/>
+                      <w:color w:val="1A1A1A"/>
+                      <w:sz w:val="21"/>
+                      <w:szCs w:val="21"/>
+                    </w:rPr>
+                    <w:t xml:space="preserve">  </w:t>
+                  </w:r>
+                  <w:r>
+                    <w:rPr>
+                      <w:rFonts w:ascii="Avenir Next" w:hAnsi="Avenir Next" w:cs="Avenir Next" w:eastAsia="Avenir Next"/>
+                      <w:color w:val="1A1A1A"/>
+                      <w:sz w:val="21"/>
+                      <w:szCs w:val="21"/>
+                      <w:u w:val="single"/>
+                    </w:rPr>
+                    <w:t xml:space="preserve">                </w:t>
+                  </w:r>
+                  <w:r>
+                    <w:rPr>
+                      <w:rFonts w:ascii="Avenir Next" w:hAnsi="Avenir Next" w:cs="Avenir Next" w:eastAsia="Avenir Next"/>
+                      <w:color w:val="1A1A1A"/>
+                      <w:sz w:val="21"/>
+                      <w:szCs w:val="21"/>
+                    </w:rPr>
+                    <w:t xml:space="preserve"> lb</w:t>
+                  </w:r>
+                </w:p>
+                <w:p>
+                  <w:pPr>
+                    <w:keepNext/>
+                    <w:tabs>
+                      <w:tab w:val="left" w:pos="772"/>
+                    </w:tabs>
+                    <w:spacing w:before="0" w:after="60" w:line="276" w:lineRule="auto"/>
+                    <w:ind w:left="772" w:hanging="340"/>
+                  </w:pPr>
+                  <w:r>
+                    <w:rPr>
+                      <w:rFonts w:ascii="Avenir Next" w:hAnsi="Avenir Next" w:cs="Avenir Next" w:eastAsia="Avenir Next"/>
+                      <w:b/>
+                      <w:color w:val="003A70"/>
+                      <w:sz w:val="21"/>
+                      <w:szCs w:val="21"/>
+                    </w:rPr>
+                    <w:t xml:space="preserve">b.</w:t>
+                  </w:r>
+                  <w:r>
+                    <w:rPr>
+                      <w:rFonts w:ascii="Avenir Next" w:hAnsi="Avenir Next" w:cs="Avenir Next" w:eastAsia="Avenir Next"/>
+                      <w:color w:val="1A1A1A"/>
+                      <w:sz w:val="21"/>
+                      <w:szCs w:val="21"/>
+                    </w:rPr>
+                    <w:tab/>
+                  </w:r>
+                  <w:r>
+                    <w:rPr>
+                      <w:rFonts w:ascii="Avenir Next" w:hAnsi="Avenir Next" w:cs="Avenir Next" w:eastAsia="Avenir Next"/>
+                      <w:color w:val="1A1A1A"/>
+                      <w:sz w:val="21"/>
+                      <w:szCs w:val="21"/>
+                    </w:rPr>
+                    <w:t xml:space="preserve">Pasta</w:t>
+                  </w:r>
+                  <w:r>
+                    <w:rPr>
+                      <w:rFonts w:ascii="Avenir Next" w:hAnsi="Avenir Next" w:cs="Avenir Next" w:eastAsia="Avenir Next"/>
+                      <w:color w:val="1A1A1A"/>
+                      <w:sz w:val="21"/>
+                      <w:szCs w:val="21"/>
+                    </w:rPr>
+                    <w:t xml:space="preserve">  </w:t>
+                  </w:r>
+                  <w:r>
+                    <w:rPr>
+                      <w:rFonts w:ascii="Avenir Next" w:hAnsi="Avenir Next" w:cs="Avenir Next" w:eastAsia="Avenir Next"/>
+                      <w:color w:val="1A1A1A"/>
+                      <w:sz w:val="21"/>
+                      <w:szCs w:val="21"/>
+                      <w:u w:val="single"/>
+                    </w:rPr>
+                    <w:t xml:space="preserve">                </w:t>
+                  </w:r>
+                  <w:r>
+                    <w:rPr>
+                      <w:rFonts w:ascii="Avenir Next" w:hAnsi="Avenir Next" w:cs="Avenir Next" w:eastAsia="Avenir Next"/>
+                      <w:color w:val="1A1A1A"/>
+                      <w:sz w:val="21"/>
+                      <w:szCs w:val="21"/>
+                    </w:rPr>
+                    <w:t xml:space="preserve"> lb</w:t>
+                  </w:r>
+                </w:p>
+                <w:p>
+                  <w:pPr>
+                    <w:keepNext/>
+                    <w:tabs>
+                      <w:tab w:val="left" w:pos="772"/>
+                    </w:tabs>
+                    <w:spacing w:before="0" w:after="60" w:line="276" w:lineRule="auto"/>
+                    <w:ind w:left="772" w:hanging="340"/>
+                  </w:pPr>
+                  <w:r>
+                    <w:rPr>
+                      <w:rFonts w:ascii="Avenir Next" w:hAnsi="Avenir Next" w:cs="Avenir Next" w:eastAsia="Avenir Next"/>
+                      <w:b/>
+                      <w:color w:val="003A70"/>
+                      <w:sz w:val="21"/>
+                      <w:szCs w:val="21"/>
+                    </w:rPr>
+                    <w:t xml:space="preserve">c.</w:t>
+                  </w:r>
+                  <w:r>
+                    <w:rPr>
+                      <w:rFonts w:ascii="Avenir Next" w:hAnsi="Avenir Next" w:cs="Avenir Next" w:eastAsia="Avenir Next"/>
+                      <w:color w:val="1A1A1A"/>
+                      <w:sz w:val="21"/>
+                      <w:szCs w:val="21"/>
+                    </w:rPr>
+                    <w:tab/>
+                  </w:r>
+                  <w:r>
+                    <w:rPr>
+                      <w:rFonts w:ascii="Avenir Next" w:hAnsi="Avenir Next" w:cs="Avenir Next" w:eastAsia="Avenir Next"/>
+                      <w:color w:val="1A1A1A"/>
+                      <w:sz w:val="21"/>
+                      <w:szCs w:val="21"/>
+                    </w:rPr>
+                    <w:t xml:space="preserve">Rice</w:t>
+                  </w:r>
+                  <w:r>
+                    <w:rPr>
+                      <w:rFonts w:ascii="Avenir Next" w:hAnsi="Avenir Next" w:cs="Avenir Next" w:eastAsia="Avenir Next"/>
+                      <w:color w:val="1A1A1A"/>
+                      <w:sz w:val="21"/>
+                      <w:szCs w:val="21"/>
+                    </w:rPr>
+                    <w:t xml:space="preserve">  </w:t>
+                  </w:r>
+                  <w:r>
+                    <w:rPr>
+                      <w:rFonts w:ascii="Avenir Next" w:hAnsi="Avenir Next" w:cs="Avenir Next" w:eastAsia="Avenir Next"/>
+                      <w:color w:val="1A1A1A"/>
+                      <w:sz w:val="21"/>
+                      <w:szCs w:val="21"/>
+                      <w:u w:val="single"/>
+                    </w:rPr>
+                    <w:t xml:space="preserve">                </w:t>
+                  </w:r>
+                  <w:r>
+                    <w:rPr>
+                      <w:rFonts w:ascii="Avenir Next" w:hAnsi="Avenir Next" w:cs="Avenir Next" w:eastAsia="Avenir Next"/>
+                      <w:color w:val="1A1A1A"/>
+                      <w:sz w:val="21"/>
+                      <w:szCs w:val="21"/>
+                    </w:rPr>
+                    <w:t xml:space="preserve"> lb</w:t>
+                  </w:r>
+                </w:p>
+                <w:p>
+                  <w:pPr>
+                    <w:keepNext/>
+                    <w:tabs>
+                      <w:tab w:val="left" w:pos="772"/>
+                    </w:tabs>
+                    <w:spacing w:before="0" w:after="60" w:line="276" w:lineRule="auto"/>
+                    <w:ind w:left="772" w:hanging="340"/>
+                  </w:pPr>
+                  <w:r>
+                    <w:rPr>
+                      <w:rFonts w:ascii="Avenir Next" w:hAnsi="Avenir Next" w:cs="Avenir Next" w:eastAsia="Avenir Next"/>
+                      <w:b/>
+                      <w:color w:val="003A70"/>
+                      <w:sz w:val="21"/>
+                      <w:szCs w:val="21"/>
+                    </w:rPr>
+                    <w:t xml:space="preserve">d.</w:t>
+                  </w:r>
+                  <w:r>
+                    <w:rPr>
+                      <w:rFonts w:ascii="Avenir Next" w:hAnsi="Avenir Next" w:cs="Avenir Next" w:eastAsia="Avenir Next"/>
+                      <w:color w:val="1A1A1A"/>
+                      <w:sz w:val="21"/>
+                      <w:szCs w:val="21"/>
+                    </w:rPr>
+                    <w:tab/>
+                  </w:r>
+                  <w:r>
+                    <w:rPr>
+                      <w:rFonts w:ascii="Avenir Next" w:hAnsi="Avenir Next" w:cs="Avenir Next" w:eastAsia="Avenir Next"/>
+                      <w:color w:val="1A1A1A"/>
+                      <w:sz w:val="21"/>
+                      <w:szCs w:val="21"/>
+                    </w:rPr>
+                    <w:t xml:space="preserve">Cereal</w:t>
+                  </w:r>
+                  <w:r>
+                    <w:rPr>
+                      <w:rFonts w:ascii="Avenir Next" w:hAnsi="Avenir Next" w:cs="Avenir Next" w:eastAsia="Avenir Next"/>
+                      <w:color w:val="1A1A1A"/>
+                      <w:sz w:val="21"/>
+                      <w:szCs w:val="21"/>
+                    </w:rPr>
+                    <w:t xml:space="preserve">  </w:t>
+                  </w:r>
+                  <w:r>
+                    <w:rPr>
+                      <w:rFonts w:ascii="Avenir Next" w:hAnsi="Avenir Next" w:cs="Avenir Next" w:eastAsia="Avenir Next"/>
+                      <w:color w:val="1A1A1A"/>
+                      <w:sz w:val="21"/>
+                      <w:szCs w:val="21"/>
+                      <w:u w:val="single"/>
+                    </w:rPr>
+                    <w:t xml:space="preserve">                </w:t>
+                  </w:r>
+                  <w:r>
+                    <w:rPr>
+                      <w:rFonts w:ascii="Avenir Next" w:hAnsi="Avenir Next" w:cs="Avenir Next" w:eastAsia="Avenir Next"/>
+                      <w:color w:val="1A1A1A"/>
+                      <w:sz w:val="21"/>
+                      <w:szCs w:val="21"/>
+                    </w:rPr>
+                    <w:t xml:space="preserve"> lb</w:t>
+                  </w:r>
+                </w:p>
+              </w:tc>
+              <w:tc>
+                <w:tcPr>
+                  <w:tcW w:w="3368" w:type="dxa"/>
+                  <w:vAlign w:val="top"/>
+                </w:tcPr>
+                <w:p>
+                  <w:pPr>
+                    <w:spacing w:before="110" w:after="0" w:line="264" w:lineRule="auto"/>
+                    <w:jc w:val="right"/>
+                  </w:pPr>
+                  <w:r>
+                    <w:drawing>
+                      <wp:inline distT="0" distB="0" distL="0" distR="0">
+                        <wp:extent cx="2011680" cy="1569110"/>
+                        <wp:docPr id="1" name="Figure 1"/>
+                        <a:graphic xmlns:a="http://schemas.openxmlformats.org/drawingml/2006/main">
+                          <a:graphicData uri="http://schemas.openxmlformats.org/drawingml/2006/picture">
+                            <pic:pic xmlns:pic="http://schemas.openxmlformats.org/drawingml/2006/picture">
+                              <pic:nvPicPr>
+                                <pic:cNvPr id="1" name="image1.png"/>
+                                <pic:cNvPicPr/>
+                              </pic:nvPicPr>
+                              <pic:blipFill>
+                                <a:blip r:embed="rIdImg1"/>
+                                <a:stretch>
+                                  <a:fillRect/>
+                                </a:stretch>
+                              </pic:blipFill>
+                              <pic:spPr>
+                                <a:xfrm>
+                                  <a:off x="0" y="0"/>
+                                  <a:ext cx="2011680" cy="1569110"/>
+                                </a:xfrm>
+                                <a:prstGeom prst="rect">
+                                  <a:avLst/>
+                                </a:prstGeom>
+                              </pic:spPr>
+                            </pic:pic>
+                          </a:graphicData>
+                        </a:graphic>
+                      </wp:inline>
+                    </w:drawing>
                   </w:r>
                 </w:p>
               </w:tc>
@@ -1535,8 +1693,8 @@
                 <w:rFonts w:ascii="Avenir Next" w:hAnsi="Avenir Next" w:cs="Avenir Next" w:eastAsia="Avenir Next"/>
                 <w:b/>
                 <w:color w:val="1A1A1A"/>
-                <w:sz w:val="20"/>
-                <w:szCs w:val="20"/>
+                <w:sz w:val="21"/>
+                <w:szCs w:val="21"/>
               </w:rPr>
               <w:t xml:space="preserve">3.</w:t>
             </w:r>
@@ -1544,8 +1702,8 @@
               <w:rPr>
                 <w:rFonts w:ascii="Avenir Next" w:hAnsi="Avenir Next" w:cs="Avenir Next" w:eastAsia="Avenir Next"/>
                 <w:color w:val="1A1A1A"/>
-                <w:sz w:val="20"/>
-                <w:szCs w:val="20"/>
+                <w:sz w:val="21"/>
+                <w:szCs w:val="21"/>
               </w:rPr>
               <w:tab/>
             </w:r>
@@ -1554,8 +1712,8 @@
                 <w:rFonts w:ascii="Avenir Next" w:hAnsi="Avenir Next" w:cs="Avenir Next" w:eastAsia="Avenir Next"/>
                 <w:b/>
                 <w:color w:val="1A1A1A"/>
-                <w:sz w:val="20"/>
-                <w:szCs w:val="20"/>
+                <w:sz w:val="21"/>
+                <w:szCs w:val="21"/>
               </w:rPr>
               <w:t xml:space="preserve">Tip Estimate.  </w:t>
             </w:r>
@@ -1563,10 +1721,10 @@
               <w:rPr>
                 <w:rFonts w:ascii="Avenir Next" w:hAnsi="Avenir Next" w:cs="Avenir Next" w:eastAsia="Avenir Next"/>
                 <w:color w:val="1A1A1A"/>
-                <w:sz w:val="20"/>
-                <w:szCs w:val="20"/>
-              </w:rPr>
-              <w:t xml:space="preserve">A lunch bill is $51.80. The family wants to leave about a 15% tip.</w:t>
+                <w:sz w:val="21"/>
+                <w:szCs w:val="21"/>
+              </w:rPr>
+              <w:t xml:space="preserve">A lunch bill is $51.80. The family wants to leave about a 15% tip. Round the bill to $50. Then estimate.</w:t>
             </w:r>
           </w:p>
           <w:p>
@@ -1580,8 +1738,8 @@
                 <w:rFonts w:ascii="Avenir Next" w:hAnsi="Avenir Next" w:cs="Avenir Next" w:eastAsia="Avenir Next"/>
                 <w:b/>
                 <w:color w:val="003A70"/>
-                <w:sz w:val="17"/>
-                <w:szCs w:val="17"/>
+                <w:sz w:val="18"/>
+                <w:szCs w:val="18"/>
               </w:rPr>
               <w:t xml:space="preserve">Hint  </w:t>
             </w:r>
@@ -1590,8 +1748,8 @@
                 <w:rFonts w:ascii="Avenir Next" w:hAnsi="Avenir Next" w:cs="Avenir Next" w:eastAsia="Avenir Next"/>
                 <w:i/>
                 <w:color w:val="5A5F66"/>
-                <w:sz w:val="17"/>
-                <w:szCs w:val="17"/>
+                <w:sz w:val="18"/>
+                <w:szCs w:val="18"/>
               </w:rPr>
               <w:t xml:space="preserve">15% = 10% + 5%. 5% is half of 10%.</w:t>
             </w:r>
@@ -1629,7 +1787,7 @@
             <w:tr>
               <w:trPr>
                 <w:cantSplit/>
-                <w:trHeight w:val="738" w:hRule="atLeast"/>
+                <w:trHeight w:val="920" w:hRule="atLeast"/>
               </w:trPr>
               <w:tc>
                 <w:tcPr>
@@ -1702,8 +1860,8 @@
                 <w:rFonts w:ascii="Avenir Next" w:hAnsi="Avenir Next" w:cs="Avenir Next" w:eastAsia="Avenir Next"/>
                 <w:b/>
                 <w:color w:val="1A1A1A"/>
-                <w:sz w:val="20"/>
-                <w:szCs w:val="20"/>
+                <w:sz w:val="21"/>
+                <w:szCs w:val="21"/>
               </w:rPr>
               <w:t xml:space="preserve">4.</w:t>
             </w:r>
@@ -1711,8 +1869,8 @@
               <w:rPr>
                 <w:rFonts w:ascii="Avenir Next" w:hAnsi="Avenir Next" w:cs="Avenir Next" w:eastAsia="Avenir Next"/>
                 <w:color w:val="1A1A1A"/>
-                <w:sz w:val="20"/>
-                <w:szCs w:val="20"/>
+                <w:sz w:val="21"/>
+                <w:szCs w:val="21"/>
               </w:rPr>
               <w:tab/>
             </w:r>
@@ -1721,19 +1879,46 @@
                 <w:rFonts w:ascii="Avenir Next" w:hAnsi="Avenir Next" w:cs="Avenir Next" w:eastAsia="Avenir Next"/>
                 <w:b/>
                 <w:color w:val="1A1A1A"/>
-                <w:sz w:val="20"/>
-                <w:szCs w:val="20"/>
-              </w:rPr>
-              <w:t xml:space="preserve">Pet Shelter.  </w:t>
-            </w:r>
-            <w:r>
-              <w:rPr>
-                <w:rFonts w:ascii="Avenir Next" w:hAnsi="Avenir Next" w:cs="Avenir Next" w:eastAsia="Avenir Next"/>
-                <w:color w:val="1A1A1A"/>
-                <w:sz w:val="20"/>
-                <w:szCs w:val="20"/>
-              </w:rPr>
-              <w:t xml:space="preserve">A shelter cared for 388 animals. About 24% were kittens. About how many kittens is that?</w:t>
+                <w:sz w:val="21"/>
+                <w:szCs w:val="21"/>
+              </w:rPr>
+              <w:t xml:space="preserve">Coat Drive Goal.  </w:t>
+            </w:r>
+            <w:r>
+              <w:rPr>
+                <w:rFonts w:ascii="Avenir Next" w:hAnsi="Avenir Next" w:cs="Avenir Next" w:eastAsia="Avenir Next"/>
+                <w:color w:val="1A1A1A"/>
+                <w:sz w:val="21"/>
+                <w:szCs w:val="21"/>
+              </w:rPr>
+              <w:t xml:space="preserve">Last year a coat drive collected 410 coats. This year’s goal is 130% of that. Round to 400. About how many coats is the goal?</w:t>
+            </w:r>
+          </w:p>
+          <w:p>
+            <w:pPr>
+              <w:keepNext/>
+              <w:spacing w:before="0" w:after="40" w:line="252" w:lineRule="auto"/>
+              <w:ind w:left="432"/>
+            </w:pPr>
+            <w:r>
+              <w:rPr>
+                <w:rFonts w:ascii="Avenir Next" w:hAnsi="Avenir Next" w:cs="Avenir Next" w:eastAsia="Avenir Next"/>
+                <w:b/>
+                <w:color w:val="003A70"/>
+                <w:sz w:val="18"/>
+                <w:szCs w:val="18"/>
+              </w:rPr>
+              <w:t xml:space="preserve">Hint  </w:t>
+            </w:r>
+            <w:r>
+              <w:rPr>
+                <w:rFonts w:ascii="Avenir Next" w:hAnsi="Avenir Next" w:cs="Avenir Next" w:eastAsia="Avenir Next"/>
+                <w:i/>
+                <w:color w:val="5A5F66"/>
+                <w:sz w:val="18"/>
+                <w:szCs w:val="18"/>
+              </w:rPr>
+              <w:t xml:space="preserve">130% = 100% + 30%.</w:t>
             </w:r>
           </w:p>
           <w:p>
@@ -1769,7 +1954,7 @@
             <w:tr>
               <w:trPr>
                 <w:cantSplit/>
-                <w:trHeight w:val="738" w:hRule="atLeast"/>
+                <w:trHeight w:val="920" w:hRule="atLeast"/>
               </w:trPr>
               <w:tc>
                 <w:tcPr>
@@ -1811,6 +1996,354 @@
                 <w:szCs w:val="18"/>
               </w:rPr>
               <w:t xml:space="preserve">About</w:t>
+            </w:r>
+            <w:r>
+              <w:rPr>
+                <w:rFonts w:ascii="Avenir Next" w:hAnsi="Avenir Next" w:cs="Avenir Next" w:eastAsia="Avenir Next"/>
+                <w:color w:val="1A1A1A"/>
+                <w:sz w:val="18"/>
+                <w:szCs w:val="18"/>
+              </w:rPr>
+              <w:tab/>
+            </w:r>
+          </w:p>
+        </w:tc>
+      </w:tr>
+    </w:tbl>
+    <w:p>
+      <w:pPr>
+        <w:spacing w:before="0" w:after="0" w:line="20" w:lineRule="exact"/>
+      </w:pPr>
+    </w:p>
+    <w:p>
+      <w:pPr>
+        <w:spacing w:before="0" w:after="0" w:line="20" w:lineRule="exact"/>
+      </w:pPr>
+    </w:p>
+    <w:tbl>
+      <w:tblPr>
+        <w:tblW w:w="9504" w:type="dxa"/>
+        <w:jc w:val="left"/>
+        <w:tblBorders>
+          <w:top w:val="nil"/>
+          <w:left w:val="nil"/>
+          <w:bottom w:val="nil"/>
+          <w:right w:val="nil"/>
+          <w:insideH w:val="nil"/>
+          <w:insideV w:val="nil"/>
+        </w:tblBorders>
+        <w:tblLayout w:type="fixed"/>
+        <w:tblCellMar>
+          <w:top w:w="0" w:type="dxa"/>
+          <w:left w:w="0" w:type="dxa"/>
+          <w:bottom w:w="0" w:type="dxa"/>
+          <w:right w:w="260" w:type="dxa"/>
+        </w:tblCellMar>
+        <w:tblLook w:val="0000" w:firstRow="0" w:lastRow="0" w:firstColumn="0" w:lastColumn="0" w:noHBand="1" w:noVBand="1"/>
+      </w:tblPr>
+      <w:tblGrid>
+        <w:gridCol w:w="4752"/>
+        <w:gridCol w:w="4752"/>
+      </w:tblGrid>
+      <w:tr>
+        <w:trPr>
+          <w:cantSplit/>
+        </w:trPr>
+        <w:tc>
+          <w:tcPr>
+            <w:tcW w:w="4752" w:type="dxa"/>
+            <w:vAlign w:val="top"/>
+          </w:tcPr>
+          <w:p>
+            <w:pPr>
+              <w:keepNext/>
+              <w:tabs>
+                <w:tab w:val="left" w:pos="432"/>
+              </w:tabs>
+              <w:spacing w:before="90" w:after="40" w:line="268" w:lineRule="auto"/>
+              <w:ind w:left="432" w:hanging="432"/>
+            </w:pPr>
+            <w:r>
+              <w:rPr>
+                <w:rFonts w:ascii="Avenir Next" w:hAnsi="Avenir Next" w:cs="Avenir Next" w:eastAsia="Avenir Next"/>
+                <w:b/>
+                <w:color w:val="1A1A1A"/>
+                <w:sz w:val="21"/>
+                <w:szCs w:val="21"/>
+              </w:rPr>
+              <w:t xml:space="preserve">5.</w:t>
+            </w:r>
+            <w:r>
+              <w:rPr>
+                <w:rFonts w:ascii="Avenir Next" w:hAnsi="Avenir Next" w:cs="Avenir Next" w:eastAsia="Avenir Next"/>
+                <w:color w:val="1A1A1A"/>
+                <w:sz w:val="21"/>
+                <w:szCs w:val="21"/>
+              </w:rPr>
+              <w:tab/>
+            </w:r>
+            <w:r>
+              <w:rPr>
+                <w:rFonts w:ascii="Avenir Next" w:hAnsi="Avenir Next" w:cs="Avenir Next" w:eastAsia="Avenir Next"/>
+                <w:b/>
+                <w:color w:val="1A1A1A"/>
+                <w:sz w:val="21"/>
+                <w:szCs w:val="21"/>
+              </w:rPr>
+              <w:t xml:space="preserve">Helmet Coupon.  </w:t>
+            </w:r>
+            <w:r>
+              <w:rPr>
+                <w:rFonts w:ascii="Avenir Next" w:hAnsi="Avenir Next" w:cs="Avenir Next" w:eastAsia="Avenir Next"/>
+                <w:color w:val="1A1A1A"/>
+                <w:sz w:val="21"/>
+                <w:szCs w:val="21"/>
+              </w:rPr>
+              <w:t xml:space="preserve">A bike helmet costs $62. A coupon takes off about 19%. Estimate the dollars taken off.</w:t>
+            </w:r>
+          </w:p>
+          <w:p>
+            <w:pPr>
+              <w:keepNext/>
+              <w:spacing w:before="0" w:after="40" w:line="252" w:lineRule="auto"/>
+              <w:ind w:left="432"/>
+            </w:pPr>
+            <w:r>
+              <w:rPr>
+                <w:rFonts w:ascii="Avenir Next" w:hAnsi="Avenir Next" w:cs="Avenir Next" w:eastAsia="Avenir Next"/>
+                <w:b/>
+                <w:color w:val="003A70"/>
+                <w:sz w:val="18"/>
+                <w:szCs w:val="18"/>
+              </w:rPr>
+              <w:t xml:space="preserve">Hint  </w:t>
+            </w:r>
+            <w:r>
+              <w:rPr>
+                <w:rFonts w:ascii="Avenir Next" w:hAnsi="Avenir Next" w:cs="Avenir Next" w:eastAsia="Avenir Next"/>
+                <w:i/>
+                <w:color w:val="5A5F66"/>
+                <w:sz w:val="18"/>
+                <w:szCs w:val="18"/>
+              </w:rPr>
+              <w:t xml:space="preserve">Round to 20% of $60.</w:t>
+            </w:r>
+          </w:p>
+          <w:p>
+            <w:pPr>
+              <w:spacing w:before="0" w:after="0" w:line="60" w:lineRule="auto"/>
+            </w:pPr>
+          </w:p>
+          <w:tbl>
+            <w:tblPr>
+              <w:tblInd w:w="432" w:type="dxa"/>
+              <w:tblW w:w="4060" w:type="dxa"/>
+              <w:jc w:val="left"/>
+              <w:tblBorders>
+                <w:top w:val="single" w:sz="4" w:space="0" w:color="8A9099"/>
+                <w:left w:val="single" w:sz="4" w:space="0" w:color="8A9099"/>
+                <w:bottom w:val="single" w:sz="4" w:space="0" w:color="8A9099"/>
+                <w:right w:val="single" w:sz="4" w:space="0" w:color="8A9099"/>
+                <w:insideH w:val="nil"/>
+                <w:insideV w:val="nil"/>
+              </w:tblBorders>
+              <w:tblLayout w:type="fixed"/>
+              <w:tblCellMar>
+                <w:top w:w="50" w:type="dxa"/>
+                <w:left w:w="100" w:type="dxa"/>
+                <w:bottom w:w="50" w:type="dxa"/>
+                <w:right w:w="100" w:type="dxa"/>
+              </w:tblCellMar>
+              <w:tblLook w:val="0000" w:firstRow="0" w:lastRow="0" w:firstColumn="0" w:lastColumn="0" w:noHBand="1" w:noVBand="1"/>
+            </w:tblPr>
+            <w:tblGrid>
+              <w:gridCol w:w="4060"/>
+            </w:tblGrid>
+            <w:tr>
+              <w:trPr>
+                <w:cantSplit/>
+                <w:trHeight w:val="920" w:hRule="atLeast"/>
+              </w:trPr>
+              <w:tc>
+                <w:tcPr>
+                  <w:tcW w:w="4060" w:type="dxa"/>
+                  <w:vAlign w:val="top"/>
+                </w:tcPr>
+                <w:p>
+                  <w:pPr>
+                    <w:spacing w:before="0" w:after="0" w:line="240" w:lineRule="auto"/>
+                  </w:pPr>
+                  <w:r>
+                    <w:rPr>
+                      <w:rFonts w:ascii="Avenir Next" w:hAnsi="Avenir Next" w:cs="Avenir Next" w:eastAsia="Avenir Next"/>
+                      <w:i/>
+                      <w:color w:val="8A9099"/>
+                      <w:sz w:val="14"/>
+                      <w:szCs w:val="14"/>
+                    </w:rPr>
+                    <w:t xml:space="preserve">Show your work.</w:t>
+                  </w:r>
+                </w:p>
+              </w:tc>
+            </w:tr>
+          </w:tbl>
+          <w:p>
+            <w:pPr>
+              <w:tabs>
+                <w:tab w:val="right" w:leader="underscore" w:pos="4492"/>
+              </w:tabs>
+              <w:spacing w:before="90" w:after="40" w:line="264" w:lineRule="auto"/>
+              <w:ind w:left="432"/>
+            </w:pPr>
+            <w:r>
+              <w:rPr>
+                <w:rFonts w:ascii="Avenir Next" w:hAnsi="Avenir Next" w:cs="Avenir Next" w:eastAsia="Avenir Next"/>
+                <w:b/>
+                <w:color w:val="1A1A1A"/>
+                <w:sz w:val="18"/>
+                <w:szCs w:val="18"/>
+              </w:rPr>
+              <w:t xml:space="preserve">About</w:t>
+            </w:r>
+            <w:r>
+              <w:rPr>
+                <w:rFonts w:ascii="Avenir Next" w:hAnsi="Avenir Next" w:cs="Avenir Next" w:eastAsia="Avenir Next"/>
+                <w:color w:val="1A1A1A"/>
+                <w:sz w:val="18"/>
+                <w:szCs w:val="18"/>
+              </w:rPr>
+              <w:tab/>
+            </w:r>
+          </w:p>
+        </w:tc>
+        <w:tc>
+          <w:tcPr>
+            <w:tcW w:w="4752" w:type="dxa"/>
+            <w:vAlign w:val="top"/>
+          </w:tcPr>
+          <w:p>
+            <w:pPr>
+              <w:keepNext/>
+              <w:tabs>
+                <w:tab w:val="left" w:pos="432"/>
+              </w:tabs>
+              <w:spacing w:before="90" w:after="40" w:line="268" w:lineRule="auto"/>
+              <w:ind w:left="432" w:hanging="432"/>
+            </w:pPr>
+            <w:r>
+              <w:rPr>
+                <w:rFonts w:ascii="Avenir Next" w:hAnsi="Avenir Next" w:cs="Avenir Next" w:eastAsia="Avenir Next"/>
+                <w:b/>
+                <w:color w:val="1A1A1A"/>
+                <w:sz w:val="21"/>
+                <w:szCs w:val="21"/>
+              </w:rPr>
+              <w:t xml:space="preserve">6.</w:t>
+            </w:r>
+            <w:r>
+              <w:rPr>
+                <w:rFonts w:ascii="Avenir Next" w:hAnsi="Avenir Next" w:cs="Avenir Next" w:eastAsia="Avenir Next"/>
+                <w:color w:val="1A1A1A"/>
+                <w:sz w:val="21"/>
+                <w:szCs w:val="21"/>
+              </w:rPr>
+              <w:tab/>
+            </w:r>
+            <w:r>
+              <w:rPr>
+                <w:rFonts w:ascii="Avenir Next" w:hAnsi="Avenir Next" w:cs="Avenir Next" w:eastAsia="Avenir Next"/>
+                <w:b/>
+                <w:color w:val="1A1A1A"/>
+                <w:sz w:val="21"/>
+                <w:szCs w:val="21"/>
+              </w:rPr>
+              <w:t xml:space="preserve">Estimate Claim.  </w:t>
+            </w:r>
+            <w:r>
+              <w:rPr>
+                <w:rFonts w:ascii="Avenir Next" w:hAnsi="Avenir Next" w:cs="Avenir Next" w:eastAsia="Avenir Next"/>
+                <w:color w:val="1A1A1A"/>
+                <w:sz w:val="21"/>
+                <w:szCs w:val="21"/>
+              </w:rPr>
+              <w:t xml:space="preserve">Kira says 8% of 512 is about 400. Is she right? Use 10% of 500 to estimate and explain.</w:t>
+            </w:r>
+          </w:p>
+          <w:p>
+            <w:pPr>
+              <w:spacing w:before="0" w:after="0" w:line="60" w:lineRule="auto"/>
+            </w:pPr>
+          </w:p>
+          <w:tbl>
+            <w:tblPr>
+              <w:tblInd w:w="432" w:type="dxa"/>
+              <w:tblW w:w="4060" w:type="dxa"/>
+              <w:jc w:val="left"/>
+              <w:tblBorders>
+                <w:top w:val="single" w:sz="4" w:space="0" w:color="8A9099"/>
+                <w:left w:val="single" w:sz="4" w:space="0" w:color="8A9099"/>
+                <w:bottom w:val="single" w:sz="4" w:space="0" w:color="8A9099"/>
+                <w:right w:val="single" w:sz="4" w:space="0" w:color="8A9099"/>
+                <w:insideH w:val="nil"/>
+                <w:insideV w:val="nil"/>
+              </w:tblBorders>
+              <w:tblLayout w:type="fixed"/>
+              <w:tblCellMar>
+                <w:top w:w="50" w:type="dxa"/>
+                <w:left w:w="100" w:type="dxa"/>
+                <w:bottom w:w="50" w:type="dxa"/>
+                <w:right w:w="100" w:type="dxa"/>
+              </w:tblCellMar>
+              <w:tblLook w:val="0000" w:firstRow="0" w:lastRow="0" w:firstColumn="0" w:lastColumn="0" w:noHBand="1" w:noVBand="1"/>
+            </w:tblPr>
+            <w:tblGrid>
+              <w:gridCol w:w="4060"/>
+            </w:tblGrid>
+            <w:tr>
+              <w:trPr>
+                <w:cantSplit/>
+                <w:trHeight w:val="920" w:hRule="atLeast"/>
+              </w:trPr>
+              <w:tc>
+                <w:tcPr>
+                  <w:tcW w:w="4060" w:type="dxa"/>
+                  <w:vAlign w:val="top"/>
+                </w:tcPr>
+                <w:p>
+                  <w:pPr>
+                    <w:spacing w:before="0" w:after="0" w:line="240" w:lineRule="auto"/>
+                  </w:pPr>
+                  <w:r>
+                    <w:rPr>
+                      <w:rFonts w:ascii="Avenir Next" w:hAnsi="Avenir Next" w:cs="Avenir Next" w:eastAsia="Avenir Next"/>
+                      <w:i/>
+                      <w:color w:val="8A9099"/>
+                      <w:sz w:val="14"/>
+                      <w:szCs w:val="14"/>
+                    </w:rPr>
+                    <w:t xml:space="preserve">Show your work.</w:t>
+                  </w:r>
+                </w:p>
+              </w:tc>
+            </w:tr>
+          </w:tbl>
+          <w:p>
+            <w:pPr>
+              <w:tabs>
+                <w:tab w:val="right" w:leader="underscore" w:pos="4492"/>
+              </w:tabs>
+              <w:spacing w:before="90" w:after="40" w:line="264" w:lineRule="auto"/>
+              <w:ind w:left="432"/>
+            </w:pPr>
+            <w:r>
+              <w:rPr>
+                <w:rFonts w:ascii="Avenir Next" w:hAnsi="Avenir Next" w:cs="Avenir Next" w:eastAsia="Avenir Next"/>
+                <w:b/>
+                <w:color w:val="1A1A1A"/>
+                <w:sz w:val="18"/>
+                <w:szCs w:val="18"/>
+              </w:rPr>
+              <w:t xml:space="preserve">Better estimate</w:t>
             </w:r>
             <w:r>
               <w:rPr>
@@ -1882,17 +2415,17 @@
                 <w:rFonts w:ascii="Avenir Next" w:hAnsi="Avenir Next" w:cs="Avenir Next" w:eastAsia="Avenir Next"/>
                 <w:b/>
                 <w:color w:val="1A1A1A"/>
-                <w:sz w:val="20"/>
-                <w:szCs w:val="20"/>
-              </w:rPr>
-              <w:t xml:space="preserve">5.</w:t>
-            </w:r>
-            <w:r>
-              <w:rPr>
-                <w:rFonts w:ascii="Avenir Next" w:hAnsi="Avenir Next" w:cs="Avenir Next" w:eastAsia="Avenir Next"/>
-                <w:color w:val="1A1A1A"/>
-                <w:sz w:val="20"/>
-                <w:szCs w:val="20"/>
+                <w:sz w:val="21"/>
+                <w:szCs w:val="21"/>
+              </w:rPr>
+              <w:t xml:space="preserve">7.</w:t>
+            </w:r>
+            <w:r>
+              <w:rPr>
+                <w:rFonts w:ascii="Avenir Next" w:hAnsi="Avenir Next" w:cs="Avenir Next" w:eastAsia="Avenir Next"/>
+                <w:color w:val="1A1A1A"/>
+                <w:sz w:val="21"/>
+                <w:szCs w:val="21"/>
               </w:rPr>
               <w:tab/>
             </w:r>
@@ -1901,46 +2434,19 @@
                 <w:rFonts w:ascii="Avenir Next" w:hAnsi="Avenir Next" w:cs="Avenir Next" w:eastAsia="Avenir Next"/>
                 <w:b/>
                 <w:color w:val="1A1A1A"/>
-                <w:sz w:val="20"/>
-                <w:szCs w:val="20"/>
-              </w:rPr>
-              <w:t xml:space="preserve">Helmet Coupon.  </w:t>
-            </w:r>
-            <w:r>
-              <w:rPr>
-                <w:rFonts w:ascii="Avenir Next" w:hAnsi="Avenir Next" w:cs="Avenir Next" w:eastAsia="Avenir Next"/>
-                <w:color w:val="1A1A1A"/>
-                <w:sz w:val="20"/>
-                <w:szCs w:val="20"/>
-              </w:rPr>
-              <w:t xml:space="preserve">A bike helmet costs $62. A coupon takes off about 19%. Estimate the dollars taken off.</w:t>
-            </w:r>
-          </w:p>
-          <w:p>
-            <w:pPr>
-              <w:keepNext/>
-              <w:spacing w:before="0" w:after="40" w:line="252" w:lineRule="auto"/>
-              <w:ind w:left="432"/>
-            </w:pPr>
-            <w:r>
-              <w:rPr>
-                <w:rFonts w:ascii="Avenir Next" w:hAnsi="Avenir Next" w:cs="Avenir Next" w:eastAsia="Avenir Next"/>
-                <w:b/>
-                <w:color w:val="003A70"/>
-                <w:sz w:val="17"/>
-                <w:szCs w:val="17"/>
-              </w:rPr>
-              <w:t xml:space="preserve">Hint  </w:t>
-            </w:r>
-            <w:r>
-              <w:rPr>
-                <w:rFonts w:ascii="Avenir Next" w:hAnsi="Avenir Next" w:cs="Avenir Next" w:eastAsia="Avenir Next"/>
-                <w:i/>
-                <w:color w:val="5A5F66"/>
-                <w:sz w:val="17"/>
-                <w:szCs w:val="17"/>
-              </w:rPr>
-              <w:t xml:space="preserve">Round to 20% of $60.</w:t>
+                <w:sz w:val="21"/>
+                <w:szCs w:val="21"/>
+              </w:rPr>
+              <w:t xml:space="preserve">Garden Beds.  </w:t>
+            </w:r>
+            <w:r>
+              <w:rPr>
+                <w:rFonts w:ascii="Avenir Next" w:hAnsi="Avenir Next" w:cs="Avenir Next" w:eastAsia="Avenir Next"/>
+                <w:color w:val="1A1A1A"/>
+                <w:sz w:val="21"/>
+                <w:szCs w:val="21"/>
+              </w:rPr>
+              <w:t xml:space="preserve">A garden has 122 plants. About 76% are flowering. Estimate how many. Is your estimate high or low?</w:t>
             </w:r>
           </w:p>
           <w:p>
@@ -1976,7 +2482,7 @@
             <w:tr>
               <w:trPr>
                 <w:cantSplit/>
-                <w:trHeight w:val="738" w:hRule="atLeast"/>
+                <w:trHeight w:val="920" w:hRule="atLeast"/>
               </w:trPr>
               <w:tc>
                 <w:tcPr>
@@ -2089,17 +2595,17 @@
                 <w:rFonts w:ascii="Avenir Next" w:hAnsi="Avenir Next" w:cs="Avenir Next" w:eastAsia="Avenir Next"/>
                 <w:b/>
                 <w:color w:val="1A1A1A"/>
-                <w:sz w:val="20"/>
-                <w:szCs w:val="20"/>
-              </w:rPr>
-              <w:t xml:space="preserve">6.</w:t>
-            </w:r>
-            <w:r>
-              <w:rPr>
-                <w:rFonts w:ascii="Avenir Next" w:hAnsi="Avenir Next" w:cs="Avenir Next" w:eastAsia="Avenir Next"/>
-                <w:color w:val="1A1A1A"/>
-                <w:sz w:val="20"/>
-                <w:szCs w:val="20"/>
+                <w:sz w:val="21"/>
+                <w:szCs w:val="21"/>
+              </w:rPr>
+              <w:t xml:space="preserve">8.</w:t>
+            </w:r>
+            <w:r>
+              <w:rPr>
+                <w:rFonts w:ascii="Avenir Next" w:hAnsi="Avenir Next" w:cs="Avenir Next" w:eastAsia="Avenir Next"/>
+                <w:color w:val="1A1A1A"/>
+                <w:sz w:val="21"/>
+                <w:szCs w:val="21"/>
               </w:rPr>
               <w:tab/>
             </w:r>
@@ -2108,422 +2614,8 @@
                 <w:rFonts w:ascii="Avenir Next" w:hAnsi="Avenir Next" w:cs="Avenir Next" w:eastAsia="Avenir Next"/>
                 <w:b/>
                 <w:color w:val="1A1A1A"/>
-                <w:sz w:val="20"/>
-                <w:szCs w:val="20"/>
-              </w:rPr>
-              <w:t xml:space="preserve">Estimate Claim.  </w:t>
-            </w:r>
-            <w:r>
-              <w:rPr>
-                <w:rFonts w:ascii="Avenir Next" w:hAnsi="Avenir Next" w:cs="Avenir Next" w:eastAsia="Avenir Next"/>
-                <w:color w:val="1A1A1A"/>
-                <w:sz w:val="20"/>
-                <w:szCs w:val="20"/>
-              </w:rPr>
-              <w:t xml:space="preserve">Kira says 8% of 512 is about 400. Is she right? Use friendly numbers to explain.</w:t>
-            </w:r>
-          </w:p>
-          <w:p>
-            <w:pPr>
-              <w:keepNext/>
-              <w:spacing w:before="0" w:after="40" w:line="252" w:lineRule="auto"/>
-              <w:ind w:left="432"/>
-            </w:pPr>
-            <w:r>
-              <w:rPr>
-                <w:rFonts w:ascii="Avenir Next" w:hAnsi="Avenir Next" w:cs="Avenir Next" w:eastAsia="Avenir Next"/>
-                <w:b/>
-                <w:color w:val="003A70"/>
-                <w:sz w:val="17"/>
-                <w:szCs w:val="17"/>
-              </w:rPr>
-              <w:t xml:space="preserve">Hint  </w:t>
-            </w:r>
-            <w:r>
-              <w:rPr>
-                <w:rFonts w:ascii="Avenir Next" w:hAnsi="Avenir Next" w:cs="Avenir Next" w:eastAsia="Avenir Next"/>
-                <w:i/>
-                <w:color w:val="5A5F66"/>
-                <w:sz w:val="17"/>
-                <w:szCs w:val="17"/>
-              </w:rPr>
-              <w:t xml:space="preserve">10% of a number is much smaller than the number.</w:t>
-            </w:r>
-          </w:p>
-          <w:p>
-            <w:pPr>
-              <w:spacing w:before="0" w:after="0" w:line="60" w:lineRule="auto"/>
-            </w:pPr>
-          </w:p>
-          <w:tbl>
-            <w:tblPr>
-              <w:tblInd w:w="432" w:type="dxa"/>
-              <w:tblW w:w="9072" w:type="dxa"/>
-              <w:jc w:val="left"/>
-              <w:tblBorders>
-                <w:top w:val="single" w:sz="4" w:space="0" w:color="8A9099"/>
-                <w:left w:val="single" w:sz="4" w:space="0" w:color="8A9099"/>
-                <w:bottom w:val="single" w:sz="4" w:space="0" w:color="8A9099"/>
-                <w:right w:val="single" w:sz="4" w:space="0" w:color="8A9099"/>
-                <w:insideH w:val="nil"/>
-                <w:insideV w:val="nil"/>
-              </w:tblBorders>
-              <w:tblLayout w:type="fixed"/>
-              <w:tblCellMar>
-                <w:top w:w="50" w:type="dxa"/>
-                <w:left w:w="100" w:type="dxa"/>
-                <w:bottom w:w="50" w:type="dxa"/>
-                <w:right w:w="100" w:type="dxa"/>
-              </w:tblCellMar>
-              <w:tblLook w:val="0000" w:firstRow="0" w:lastRow="0" w:firstColumn="0" w:lastColumn="0" w:noHBand="1" w:noVBand="1"/>
-            </w:tblPr>
-            <w:tblGrid>
-              <w:gridCol w:w="9072"/>
-            </w:tblGrid>
-            <w:tr>
-              <w:trPr>
-                <w:cantSplit/>
-                <w:trHeight w:val="738" w:hRule="atLeast"/>
-              </w:trPr>
-              <w:tc>
-                <w:tcPr>
-                  <w:tcW w:w="9072" w:type="dxa"/>
-                  <w:vAlign w:val="top"/>
-                </w:tcPr>
-                <w:p>
-                  <w:pPr>
-                    <w:spacing w:before="0" w:after="0" w:line="240" w:lineRule="auto"/>
-                  </w:pPr>
-                  <w:r>
-                    <w:rPr>
-                      <w:rFonts w:ascii="Avenir Next" w:hAnsi="Avenir Next" w:cs="Avenir Next" w:eastAsia="Avenir Next"/>
-                      <w:i/>
-                      <w:color w:val="8A9099"/>
-                      <w:sz w:val="14"/>
-                      <w:szCs w:val="14"/>
-                    </w:rPr>
-                    <w:t xml:space="preserve">Show your work.</w:t>
-                  </w:r>
-                </w:p>
-              </w:tc>
-            </w:tr>
-          </w:tbl>
-          <w:p>
-            <w:pPr>
-              <w:tabs>
-                <w:tab w:val="right" w:leader="underscore" w:pos="9504"/>
-              </w:tabs>
-              <w:spacing w:before="90" w:after="40" w:line="264" w:lineRule="auto"/>
-              <w:ind w:left="432"/>
-            </w:pPr>
-            <w:r>
-              <w:rPr>
-                <w:rFonts w:ascii="Avenir Next" w:hAnsi="Avenir Next" w:cs="Avenir Next" w:eastAsia="Avenir Next"/>
-                <w:b/>
-                <w:color w:val="1A1A1A"/>
-                <w:sz w:val="18"/>
-                <w:szCs w:val="18"/>
-              </w:rPr>
-              <w:t xml:space="preserve">Better estimate</w:t>
-            </w:r>
-            <w:r>
-              <w:rPr>
-                <w:rFonts w:ascii="Avenir Next" w:hAnsi="Avenir Next" w:cs="Avenir Next" w:eastAsia="Avenir Next"/>
-                <w:color w:val="1A1A1A"/>
-                <w:sz w:val="18"/>
-                <w:szCs w:val="18"/>
-              </w:rPr>
-              <w:tab/>
-            </w:r>
-          </w:p>
-        </w:tc>
-      </w:tr>
-    </w:tbl>
-    <w:p>
-      <w:pPr>
-        <w:spacing w:before="0" w:after="0" w:line="20" w:lineRule="exact"/>
-      </w:pPr>
-    </w:p>
-    <w:p>
-      <w:pPr>
-        <w:spacing w:before="0" w:after="0" w:line="20" w:lineRule="exact"/>
-      </w:pPr>
-    </w:p>
-    <w:tbl>
-      <w:tblPr>
-        <w:tblW w:w="9504" w:type="dxa"/>
-        <w:jc w:val="left"/>
-        <w:tblBorders>
-          <w:top w:val="nil"/>
-          <w:left w:val="nil"/>
-          <w:bottom w:val="nil"/>
-          <w:right w:val="nil"/>
-          <w:insideH w:val="nil"/>
-          <w:insideV w:val="nil"/>
-        </w:tblBorders>
-        <w:tblLayout w:type="fixed"/>
-        <w:tblCellMar>
-          <w:top w:w="0" w:type="dxa"/>
-          <w:left w:w="0" w:type="dxa"/>
-          <w:bottom w:w="0" w:type="dxa"/>
-          <w:right w:w="0" w:type="dxa"/>
-        </w:tblCellMar>
-        <w:tblLook w:val="0000" w:firstRow="0" w:lastRow="0" w:firstColumn="0" w:lastColumn="0" w:noHBand="1" w:noVBand="1"/>
-      </w:tblPr>
-      <w:tblGrid>
-        <w:gridCol w:w="9504"/>
-      </w:tblGrid>
-      <w:tr>
-        <w:trPr>
-          <w:cantSplit/>
-        </w:trPr>
-        <w:tc>
-          <w:tcPr>
-            <w:tcW w:w="9504" w:type="dxa"/>
-            <w:vAlign w:val="top"/>
-          </w:tcPr>
-          <w:p>
-            <w:pPr>
-              <w:keepNext/>
-              <w:tabs>
-                <w:tab w:val="left" w:pos="432"/>
-              </w:tabs>
-              <w:spacing w:before="90" w:after="40" w:line="268" w:lineRule="auto"/>
-              <w:ind w:left="432" w:hanging="432"/>
-            </w:pPr>
-            <w:r>
-              <w:rPr>
-                <w:rFonts w:ascii="Avenir Next" w:hAnsi="Avenir Next" w:cs="Avenir Next" w:eastAsia="Avenir Next"/>
-                <w:b/>
-                <w:color w:val="1A1A1A"/>
-                <w:sz w:val="20"/>
-                <w:szCs w:val="20"/>
-              </w:rPr>
-              <w:t xml:space="preserve">7.</w:t>
-            </w:r>
-            <w:r>
-              <w:rPr>
-                <w:rFonts w:ascii="Avenir Next" w:hAnsi="Avenir Next" w:cs="Avenir Next" w:eastAsia="Avenir Next"/>
-                <w:color w:val="1A1A1A"/>
-                <w:sz w:val="20"/>
-                <w:szCs w:val="20"/>
-              </w:rPr>
-              <w:tab/>
-            </w:r>
-            <w:r>
-              <w:rPr>
-                <w:rFonts w:ascii="Avenir Next" w:hAnsi="Avenir Next" w:cs="Avenir Next" w:eastAsia="Avenir Next"/>
-                <w:b/>
-                <w:color w:val="1A1A1A"/>
-                <w:sz w:val="20"/>
-                <w:szCs w:val="20"/>
-              </w:rPr>
-              <w:t xml:space="preserve">Garden Beds.  </w:t>
-            </w:r>
-            <w:r>
-              <w:rPr>
-                <w:rFonts w:ascii="Avenir Next" w:hAnsi="Avenir Next" w:cs="Avenir Next" w:eastAsia="Avenir Next"/>
-                <w:color w:val="1A1A1A"/>
-                <w:sz w:val="20"/>
-                <w:szCs w:val="20"/>
-              </w:rPr>
-              <w:t xml:space="preserve">A garden has 122 plants. About 76% of them are flowering. Estimate how many are flowering. Is your estimate high or low?</w:t>
-            </w:r>
-          </w:p>
-          <w:p>
-            <w:pPr>
-              <w:keepNext/>
-              <w:spacing w:before="0" w:after="40" w:line="252" w:lineRule="auto"/>
-              <w:ind w:left="432"/>
-            </w:pPr>
-            <w:r>
-              <w:rPr>
-                <w:rFonts w:ascii="Avenir Next" w:hAnsi="Avenir Next" w:cs="Avenir Next" w:eastAsia="Avenir Next"/>
-                <w:b/>
-                <w:color w:val="003A70"/>
-                <w:sz w:val="17"/>
-                <w:szCs w:val="17"/>
-              </w:rPr>
-              <w:t xml:space="preserve">Hint  </w:t>
-            </w:r>
-            <w:r>
-              <w:rPr>
-                <w:rFonts w:ascii="Avenir Next" w:hAnsi="Avenir Next" w:cs="Avenir Next" w:eastAsia="Avenir Next"/>
-                <w:i/>
-                <w:color w:val="5A5F66"/>
-                <w:sz w:val="17"/>
-                <w:szCs w:val="17"/>
-              </w:rPr>
-              <w:t xml:space="preserve">Use 75% of 120. 25% of 120 is 30.</w:t>
-            </w:r>
-          </w:p>
-          <w:p>
-            <w:pPr>
-              <w:spacing w:before="0" w:after="0" w:line="60" w:lineRule="auto"/>
-            </w:pPr>
-          </w:p>
-          <w:tbl>
-            <w:tblPr>
-              <w:tblInd w:w="432" w:type="dxa"/>
-              <w:tblW w:w="9072" w:type="dxa"/>
-              <w:jc w:val="left"/>
-              <w:tblBorders>
-                <w:top w:val="single" w:sz="4" w:space="0" w:color="8A9099"/>
-                <w:left w:val="single" w:sz="4" w:space="0" w:color="8A9099"/>
-                <w:bottom w:val="single" w:sz="4" w:space="0" w:color="8A9099"/>
-                <w:right w:val="single" w:sz="4" w:space="0" w:color="8A9099"/>
-                <w:insideH w:val="nil"/>
-                <w:insideV w:val="nil"/>
-              </w:tblBorders>
-              <w:tblLayout w:type="fixed"/>
-              <w:tblCellMar>
-                <w:top w:w="50" w:type="dxa"/>
-                <w:left w:w="100" w:type="dxa"/>
-                <w:bottom w:w="50" w:type="dxa"/>
-                <w:right w:w="100" w:type="dxa"/>
-              </w:tblCellMar>
-              <w:tblLook w:val="0000" w:firstRow="0" w:lastRow="0" w:firstColumn="0" w:lastColumn="0" w:noHBand="1" w:noVBand="1"/>
-            </w:tblPr>
-            <w:tblGrid>
-              <w:gridCol w:w="9072"/>
-            </w:tblGrid>
-            <w:tr>
-              <w:trPr>
-                <w:cantSplit/>
-                <w:trHeight w:val="738" w:hRule="atLeast"/>
-              </w:trPr>
-              <w:tc>
-                <w:tcPr>
-                  <w:tcW w:w="9072" w:type="dxa"/>
-                  <w:vAlign w:val="top"/>
-                </w:tcPr>
-                <w:p>
-                  <w:pPr>
-                    <w:spacing w:before="0" w:after="0" w:line="240" w:lineRule="auto"/>
-                  </w:pPr>
-                  <w:r>
-                    <w:rPr>
-                      <w:rFonts w:ascii="Avenir Next" w:hAnsi="Avenir Next" w:cs="Avenir Next" w:eastAsia="Avenir Next"/>
-                      <w:i/>
-                      <w:color w:val="8A9099"/>
-                      <w:sz w:val="14"/>
-                      <w:szCs w:val="14"/>
-                    </w:rPr>
-                    <w:t xml:space="preserve">Show your work.</w:t>
-                  </w:r>
-                </w:p>
-              </w:tc>
-            </w:tr>
-          </w:tbl>
-          <w:p>
-            <w:pPr>
-              <w:tabs>
-                <w:tab w:val="right" w:leader="underscore" w:pos="9504"/>
-              </w:tabs>
-              <w:spacing w:before="90" w:after="40" w:line="264" w:lineRule="auto"/>
-              <w:ind w:left="432"/>
-            </w:pPr>
-            <w:r>
-              <w:rPr>
-                <w:rFonts w:ascii="Avenir Next" w:hAnsi="Avenir Next" w:cs="Avenir Next" w:eastAsia="Avenir Next"/>
-                <w:b/>
-                <w:color w:val="1A1A1A"/>
-                <w:sz w:val="18"/>
-                <w:szCs w:val="18"/>
-              </w:rPr>
-              <w:t xml:space="preserve">About</w:t>
-            </w:r>
-            <w:r>
-              <w:rPr>
-                <w:rFonts w:ascii="Avenir Next" w:hAnsi="Avenir Next" w:cs="Avenir Next" w:eastAsia="Avenir Next"/>
-                <w:color w:val="1A1A1A"/>
-                <w:sz w:val="18"/>
-                <w:szCs w:val="18"/>
-              </w:rPr>
-              <w:tab/>
-            </w:r>
-          </w:p>
-        </w:tc>
-      </w:tr>
-    </w:tbl>
-    <w:p>
-      <w:pPr>
-        <w:spacing w:before="0" w:after="0" w:line="20" w:lineRule="exact"/>
-      </w:pPr>
-    </w:p>
-    <w:p>
-      <w:pPr>
-        <w:spacing w:before="0" w:after="0" w:line="20" w:lineRule="exact"/>
-      </w:pPr>
-    </w:p>
-    <w:tbl>
-      <w:tblPr>
-        <w:tblW w:w="9504" w:type="dxa"/>
-        <w:jc w:val="left"/>
-        <w:tblBorders>
-          <w:top w:val="nil"/>
-          <w:left w:val="nil"/>
-          <w:bottom w:val="nil"/>
-          <w:right w:val="nil"/>
-          <w:insideH w:val="nil"/>
-          <w:insideV w:val="nil"/>
-        </w:tblBorders>
-        <w:tblLayout w:type="fixed"/>
-        <w:tblCellMar>
-          <w:top w:w="0" w:type="dxa"/>
-          <w:left w:w="0" w:type="dxa"/>
-          <w:bottom w:w="0" w:type="dxa"/>
-          <w:right w:w="0" w:type="dxa"/>
-        </w:tblCellMar>
-        <w:tblLook w:val="0000" w:firstRow="0" w:lastRow="0" w:firstColumn="0" w:lastColumn="0" w:noHBand="1" w:noVBand="1"/>
-      </w:tblPr>
-      <w:tblGrid>
-        <w:gridCol w:w="9504"/>
-      </w:tblGrid>
-      <w:tr>
-        <w:trPr>
-          <w:cantSplit/>
-        </w:trPr>
-        <w:tc>
-          <w:tcPr>
-            <w:tcW w:w="9504" w:type="dxa"/>
-            <w:vAlign w:val="top"/>
-          </w:tcPr>
-          <w:p>
-            <w:pPr>
-              <w:keepNext/>
-              <w:tabs>
-                <w:tab w:val="left" w:pos="432"/>
-              </w:tabs>
-              <w:spacing w:before="90" w:after="40" w:line="268" w:lineRule="auto"/>
-              <w:ind w:left="432" w:hanging="432"/>
-            </w:pPr>
-            <w:r>
-              <w:rPr>
-                <w:rFonts w:ascii="Avenir Next" w:hAnsi="Avenir Next" w:cs="Avenir Next" w:eastAsia="Avenir Next"/>
-                <w:b/>
-                <w:color w:val="1A1A1A"/>
-                <w:sz w:val="20"/>
-                <w:szCs w:val="20"/>
-              </w:rPr>
-              <w:t xml:space="preserve">8.</w:t>
-            </w:r>
-            <w:r>
-              <w:rPr>
-                <w:rFonts w:ascii="Avenir Next" w:hAnsi="Avenir Next" w:cs="Avenir Next" w:eastAsia="Avenir Next"/>
-                <w:color w:val="1A1A1A"/>
-                <w:sz w:val="20"/>
-                <w:szCs w:val="20"/>
-              </w:rPr>
-              <w:tab/>
-            </w:r>
-            <w:r>
-              <w:rPr>
-                <w:rFonts w:ascii="Avenir Next" w:hAnsi="Avenir Next" w:cs="Avenir Next" w:eastAsia="Avenir Next"/>
-                <w:b/>
-                <w:color w:val="1A1A1A"/>
-                <w:sz w:val="20"/>
-                <w:szCs w:val="20"/>
+                <w:sz w:val="21"/>
+                <w:szCs w:val="21"/>
               </w:rPr>
               <w:t xml:space="preserve">Coat Sale.  </w:t>
             </w:r>
@@ -2531,10 +2623,10 @@
               <w:rPr>
                 <w:rFonts w:ascii="Avenir Next" w:hAnsi="Avenir Next" w:cs="Avenir Next" w:eastAsia="Avenir Next"/>
                 <w:color w:val="1A1A1A"/>
-                <w:sz w:val="20"/>
-                <w:szCs w:val="20"/>
-              </w:rPr>
-              <w:t xml:space="preserve">A coat costs $59.80. It is 30% off.</w:t>
+                <w:sz w:val="21"/>
+                <w:szCs w:val="21"/>
+              </w:rPr>
+              <w:t xml:space="preserve">A coat costs $59.80. It is 30% off. Round the price to $60. Then estimate.</w:t>
             </w:r>
           </w:p>
           <w:p>
@@ -2551,8 +2643,8 @@
                 <w:rFonts w:ascii="Avenir Next" w:hAnsi="Avenir Next" w:cs="Avenir Next" w:eastAsia="Avenir Next"/>
                 <w:b/>
                 <w:color w:val="003A70"/>
-                <w:sz w:val="20"/>
-                <w:szCs w:val="20"/>
+                <w:sz w:val="21"/>
+                <w:szCs w:val="21"/>
               </w:rPr>
               <w:t xml:space="preserve">a.</w:t>
             </w:r>
@@ -2560,8 +2652,8 @@
               <w:rPr>
                 <w:rFonts w:ascii="Avenir Next" w:hAnsi="Avenir Next" w:cs="Avenir Next" w:eastAsia="Avenir Next"/>
                 <w:color w:val="1A1A1A"/>
-                <w:sz w:val="20"/>
-                <w:szCs w:val="20"/>
+                <w:sz w:val="21"/>
+                <w:szCs w:val="21"/>
               </w:rPr>
               <w:tab/>
             </w:r>
@@ -2569,8 +2661,8 @@
               <w:rPr>
                 <w:rFonts w:ascii="Avenir Next" w:hAnsi="Avenir Next" w:cs="Avenir Next" w:eastAsia="Avenir Next"/>
                 <w:color w:val="1A1A1A"/>
-                <w:sz w:val="20"/>
-                <w:szCs w:val="20"/>
+                <w:sz w:val="21"/>
+                <w:szCs w:val="21"/>
               </w:rPr>
               <w:t xml:space="preserve">Estimate 10% of the price.</w:t>
             </w:r>
@@ -2578,8 +2670,8 @@
               <w:rPr>
                 <w:rFonts w:ascii="Avenir Next" w:hAnsi="Avenir Next" w:cs="Avenir Next" w:eastAsia="Avenir Next"/>
                 <w:color w:val="1A1A1A"/>
-                <w:sz w:val="20"/>
-                <w:szCs w:val="20"/>
+                <w:sz w:val="21"/>
+                <w:szCs w:val="21"/>
               </w:rPr>
               <w:t xml:space="preserve">  </w:t>
             </w:r>
@@ -2587,8 +2679,8 @@
               <w:rPr>
                 <w:rFonts w:ascii="Avenir Next" w:hAnsi="Avenir Next" w:cs="Avenir Next" w:eastAsia="Avenir Next"/>
                 <w:color w:val="1A1A1A"/>
-                <w:sz w:val="20"/>
-                <w:szCs w:val="20"/>
+                <w:sz w:val="21"/>
+                <w:szCs w:val="21"/>
                 <w:u w:val="single"/>
               </w:rPr>
               <w:t xml:space="preserve">                      </w:t>
@@ -2608,8 +2700,8 @@
                 <w:rFonts w:ascii="Avenir Next" w:hAnsi="Avenir Next" w:cs="Avenir Next" w:eastAsia="Avenir Next"/>
                 <w:b/>
                 <w:color w:val="003A70"/>
-                <w:sz w:val="20"/>
-                <w:szCs w:val="20"/>
+                <w:sz w:val="21"/>
+                <w:szCs w:val="21"/>
               </w:rPr>
               <w:t xml:space="preserve">b.</w:t>
             </w:r>
@@ -2617,8 +2709,8 @@
               <w:rPr>
                 <w:rFonts w:ascii="Avenir Next" w:hAnsi="Avenir Next" w:cs="Avenir Next" w:eastAsia="Avenir Next"/>
                 <w:color w:val="1A1A1A"/>
-                <w:sz w:val="20"/>
-                <w:szCs w:val="20"/>
+                <w:sz w:val="21"/>
+                <w:szCs w:val="21"/>
               </w:rPr>
               <w:tab/>
             </w:r>
@@ -2626,8 +2718,8 @@
               <w:rPr>
                 <w:rFonts w:ascii="Avenir Next" w:hAnsi="Avenir Next" w:cs="Avenir Next" w:eastAsia="Avenir Next"/>
                 <w:color w:val="1A1A1A"/>
-                <w:sz w:val="20"/>
-                <w:szCs w:val="20"/>
+                <w:sz w:val="21"/>
+                <w:szCs w:val="21"/>
               </w:rPr>
               <w:t xml:space="preserve">Estimate the amount saved.</w:t>
             </w:r>
@@ -2635,8 +2727,8 @@
               <w:rPr>
                 <w:rFonts w:ascii="Avenir Next" w:hAnsi="Avenir Next" w:cs="Avenir Next" w:eastAsia="Avenir Next"/>
                 <w:color w:val="1A1A1A"/>
-                <w:sz w:val="20"/>
-                <w:szCs w:val="20"/>
+                <w:sz w:val="21"/>
+                <w:szCs w:val="21"/>
               </w:rPr>
               <w:t xml:space="preserve">  </w:t>
             </w:r>
@@ -2644,8 +2736,8 @@
               <w:rPr>
                 <w:rFonts w:ascii="Avenir Next" w:hAnsi="Avenir Next" w:cs="Avenir Next" w:eastAsia="Avenir Next"/>
                 <w:color w:val="1A1A1A"/>
-                <w:sz w:val="20"/>
-                <w:szCs w:val="20"/>
+                <w:sz w:val="21"/>
+                <w:szCs w:val="21"/>
                 <w:u w:val="single"/>
               </w:rPr>
               <w:t xml:space="preserve">                      </w:t>
@@ -2665,8 +2757,8 @@
                 <w:rFonts w:ascii="Avenir Next" w:hAnsi="Avenir Next" w:cs="Avenir Next" w:eastAsia="Avenir Next"/>
                 <w:b/>
                 <w:color w:val="003A70"/>
-                <w:sz w:val="20"/>
-                <w:szCs w:val="20"/>
+                <w:sz w:val="21"/>
+                <w:szCs w:val="21"/>
               </w:rPr>
               <w:t xml:space="preserve">c.</w:t>
             </w:r>
@@ -2674,8 +2766,8 @@
               <w:rPr>
                 <w:rFonts w:ascii="Avenir Next" w:hAnsi="Avenir Next" w:cs="Avenir Next" w:eastAsia="Avenir Next"/>
                 <w:color w:val="1A1A1A"/>
-                <w:sz w:val="20"/>
-                <w:szCs w:val="20"/>
+                <w:sz w:val="21"/>
+                <w:szCs w:val="21"/>
               </w:rPr>
               <w:tab/>
             </w:r>
@@ -2683,8 +2775,8 @@
               <w:rPr>
                 <w:rFonts w:ascii="Avenir Next" w:hAnsi="Avenir Next" w:cs="Avenir Next" w:eastAsia="Avenir Next"/>
                 <w:color w:val="1A1A1A"/>
-                <w:sz w:val="20"/>
-                <w:szCs w:val="20"/>
+                <w:sz w:val="21"/>
+                <w:szCs w:val="21"/>
               </w:rPr>
               <w:t xml:space="preserve">Estimate the sale price. Is it a little high or a little low?</w:t>
             </w:r>
@@ -2692,8 +2784,8 @@
               <w:rPr>
                 <w:rFonts w:ascii="Avenir Next" w:hAnsi="Avenir Next" w:cs="Avenir Next" w:eastAsia="Avenir Next"/>
                 <w:color w:val="1A1A1A"/>
-                <w:sz w:val="20"/>
-                <w:szCs w:val="20"/>
+                <w:sz w:val="21"/>
+                <w:szCs w:val="21"/>
               </w:rPr>
               <w:t xml:space="preserve">  </w:t>
             </w:r>
@@ -2701,75 +2793,12 @@
               <w:rPr>
                 <w:rFonts w:ascii="Avenir Next" w:hAnsi="Avenir Next" w:cs="Avenir Next" w:eastAsia="Avenir Next"/>
                 <w:color w:val="1A1A1A"/>
-                <w:sz w:val="20"/>
-                <w:szCs w:val="20"/>
+                <w:sz w:val="21"/>
+                <w:szCs w:val="21"/>
                 <w:u w:val="single"/>
               </w:rPr>
               <w:t xml:space="preserve">                      </w:t>
             </w:r>
-          </w:p>
-          <w:p>
-            <w:pPr>
-              <w:spacing w:before="0" w:after="0" w:line="60" w:lineRule="auto"/>
-            </w:pPr>
-          </w:p>
-          <w:tbl>
-            <w:tblPr>
-              <w:tblInd w:w="432" w:type="dxa"/>
-              <w:tblW w:w="9072" w:type="dxa"/>
-              <w:jc w:val="left"/>
-              <w:tblBorders>
-                <w:top w:val="single" w:sz="4" w:space="0" w:color="8A9099"/>
-                <w:left w:val="single" w:sz="4" w:space="0" w:color="8A9099"/>
-                <w:bottom w:val="single" w:sz="4" w:space="0" w:color="8A9099"/>
-                <w:right w:val="single" w:sz="4" w:space="0" w:color="8A9099"/>
-                <w:insideH w:val="nil"/>
-                <w:insideV w:val="nil"/>
-              </w:tblBorders>
-              <w:tblLayout w:type="fixed"/>
-              <w:tblCellMar>
-                <w:top w:w="50" w:type="dxa"/>
-                <w:left w:w="100" w:type="dxa"/>
-                <w:bottom w:w="50" w:type="dxa"/>
-                <w:right w:w="100" w:type="dxa"/>
-              </w:tblCellMar>
-              <w:tblLook w:val="0000" w:firstRow="0" w:lastRow="0" w:firstColumn="0" w:lastColumn="0" w:noHBand="1" w:noVBand="1"/>
-            </w:tblPr>
-            <w:tblGrid>
-              <w:gridCol w:w="9072"/>
-            </w:tblGrid>
-            <w:tr>
-              <w:trPr>
-                <w:cantSplit/>
-                <w:trHeight w:val="738" w:hRule="atLeast"/>
-              </w:trPr>
-              <w:tc>
-                <w:tcPr>
-                  <w:tcW w:w="9072" w:type="dxa"/>
-                  <w:vAlign w:val="top"/>
-                </w:tcPr>
-                <w:p>
-                  <w:pPr>
-                    <w:spacing w:before="0" w:after="0" w:line="240" w:lineRule="auto"/>
-                  </w:pPr>
-                  <w:r>
-                    <w:rPr>
-                      <w:rFonts w:ascii="Avenir Next" w:hAnsi="Avenir Next" w:cs="Avenir Next" w:eastAsia="Avenir Next"/>
-                      <w:i/>
-                      <w:color w:val="8A9099"/>
-                      <w:sz w:val="14"/>
-                      <w:szCs w:val="14"/>
-                    </w:rPr>
-                    <w:t xml:space="preserve">Show your work.</w:t>
-                  </w:r>
-                </w:p>
-              </w:tc>
-            </w:tr>
-          </w:tbl>
-          <w:p>
-            <w:pPr>
-              <w:spacing w:before="0" w:after="0" w:line="24" w:lineRule="auto"/>
-            </w:pPr>
           </w:p>
         </w:tc>
       </w:tr>
@@ -2789,6 +2818,7 @@
           <w:tab w:val="right" w:pos="9504"/>
         </w:tabs>
         <w:spacing w:before="90" w:after="50" w:line="240" w:lineRule="auto"/>
+        <w:outlineLvl w:val="1"/>
       </w:pPr>
       <w:r>
         <w:rPr>
@@ -2873,8 +2903,8 @@
                 <w:rFonts w:ascii="Avenir Next" w:hAnsi="Avenir Next" w:cs="Avenir Next" w:eastAsia="Avenir Next"/>
                 <w:b/>
                 <w:color w:val="1A1A1A"/>
-                <w:sz w:val="20"/>
-                <w:szCs w:val="20"/>
+                <w:sz w:val="21"/>
+                <w:szCs w:val="21"/>
               </w:rPr>
               <w:t xml:space="preserve">9.</w:t>
             </w:r>
@@ -2882,8 +2912,8 @@
               <w:rPr>
                 <w:rFonts w:ascii="Avenir Next" w:hAnsi="Avenir Next" w:cs="Avenir Next" w:eastAsia="Avenir Next"/>
                 <w:color w:val="1A1A1A"/>
-                <w:sz w:val="20"/>
-                <w:szCs w:val="20"/>
+                <w:sz w:val="21"/>
+                <w:szCs w:val="21"/>
               </w:rPr>
               <w:tab/>
             </w:r>
@@ -2892,8 +2922,8 @@
                 <w:rFonts w:ascii="Avenir Next" w:hAnsi="Avenir Next" w:cs="Avenir Next" w:eastAsia="Avenir Next"/>
                 <w:b/>
                 <w:color w:val="1A1A1A"/>
-                <w:sz w:val="20"/>
-                <w:szCs w:val="20"/>
+                <w:sz w:val="21"/>
+                <w:szCs w:val="21"/>
               </w:rPr>
               <w:t xml:space="preserve">Lee’s Work.  </w:t>
             </w:r>
@@ -2901,10 +2931,10 @@
               <w:rPr>
                 <w:rFonts w:ascii="Avenir Next" w:hAnsi="Avenir Next" w:cs="Avenir Next" w:eastAsia="Avenir Next"/>
                 <w:color w:val="1A1A1A"/>
-                <w:sz w:val="20"/>
-                <w:szCs w:val="20"/>
-              </w:rPr>
-              <w:t xml:space="preserve">To estimate 25% of 396, Lee rounded to 400, found 10% = 40, and wrote: “25% of 396 is about 40.” Explain his mistake. Then give a good estimate.</w:t>
+                <w:sz w:val="21"/>
+                <w:szCs w:val="21"/>
+              </w:rPr>
+              <w:t xml:space="preserve">Lee estimated 25% of 396. He found 10% of 400 = 40 and wrote: “About 40.” Explain his mistake. Give a good estimate.</w:t>
             </w:r>
           </w:p>
           <w:tbl>
@@ -2935,7 +2965,7 @@
             <w:tr>
               <w:trPr>
                 <w:cantSplit/>
-                <w:trHeight w:val="360" w:hRule="atLeast"/>
+                <w:trHeight w:val="368" w:hRule="atLeast"/>
               </w:trPr>
               <w:tc>
                 <w:tcPr>
@@ -2955,7 +2985,7 @@
             <w:tr>
               <w:trPr>
                 <w:cantSplit/>
-                <w:trHeight w:val="360" w:hRule="atLeast"/>
+                <w:trHeight w:val="368" w:hRule="atLeast"/>
               </w:trPr>
               <w:tc>
                 <w:tcPr>
@@ -2975,7 +3005,7 @@
             <w:tr>
               <w:trPr>
                 <w:cantSplit/>
-                <w:trHeight w:val="360" w:hRule="atLeast"/>
+                <w:trHeight w:val="368" w:hRule="atLeast"/>
               </w:trPr>
               <w:tc>
                 <w:tcPr>
@@ -3016,6 +3046,7 @@
           <w:tab w:val="right" w:pos="9504"/>
         </w:tabs>
         <w:spacing w:before="90" w:after="50" w:line="240" w:lineRule="auto"/>
+        <w:outlineLvl w:val="1"/>
       </w:pPr>
       <w:r>
         <w:rPr>
@@ -3100,8 +3131,8 @@
                 <w:rFonts w:ascii="Avenir Next" w:hAnsi="Avenir Next" w:cs="Avenir Next" w:eastAsia="Avenir Next"/>
                 <w:b/>
                 <w:color w:val="1A1A1A"/>
-                <w:sz w:val="20"/>
-                <w:szCs w:val="20"/>
+                <w:sz w:val="21"/>
+                <w:szCs w:val="21"/>
               </w:rPr>
               <w:t xml:space="preserve">10.</w:t>
             </w:r>
@@ -3109,8 +3140,8 @@
               <w:rPr>
                 <w:rFonts w:ascii="Avenir Next" w:hAnsi="Avenir Next" w:cs="Avenir Next" w:eastAsia="Avenir Next"/>
                 <w:color w:val="1A1A1A"/>
-                <w:sz w:val="20"/>
-                <w:szCs w:val="20"/>
+                <w:sz w:val="21"/>
+                <w:szCs w:val="21"/>
               </w:rPr>
               <w:tab/>
             </w:r>
@@ -3118,8 +3149,8 @@
               <w:rPr>
                 <w:rFonts w:ascii="Avenir Next" w:hAnsi="Avenir Next" w:cs="Avenir Next" w:eastAsia="Avenir Next"/>
                 <w:color w:val="1A1A1A"/>
-                <w:sz w:val="20"/>
-                <w:szCs w:val="20"/>
+                <w:sz w:val="21"/>
+                <w:szCs w:val="21"/>
               </w:rPr>
               <w:t xml:space="preserve">10% of 840 is —</w:t>
             </w:r>
@@ -3174,8 +3205,8 @@
                       <w:rFonts w:ascii="Avenir Next" w:hAnsi="Avenir Next" w:cs="Avenir Next" w:eastAsia="Avenir Next"/>
                       <w:b/>
                       <w:color w:val="003A70"/>
-                      <w:sz w:val="19"/>
-                      <w:szCs w:val="19"/>
+                      <w:sz w:val="20"/>
+                      <w:szCs w:val="20"/>
                     </w:rPr>
                     <w:t xml:space="preserve">A</w:t>
                   </w:r>
@@ -3183,8 +3214,8 @@
                     <w:rPr>
                       <w:rFonts w:ascii="Avenir Next" w:hAnsi="Avenir Next" w:cs="Avenir Next" w:eastAsia="Avenir Next"/>
                       <w:color w:val="1A1A1A"/>
-                      <w:sz w:val="19"/>
-                      <w:szCs w:val="19"/>
+                      <w:sz w:val="20"/>
+                      <w:szCs w:val="20"/>
                     </w:rPr>
                     <w:tab/>
                   </w:r>
@@ -3192,8 +3223,8 @@
                     <w:rPr>
                       <w:rFonts w:ascii="Avenir Next" w:hAnsi="Avenir Next" w:cs="Avenir Next" w:eastAsia="Avenir Next"/>
                       <w:color w:val="1A1A1A"/>
-                      <w:sz w:val="19"/>
-                      <w:szCs w:val="19"/>
+                      <w:sz w:val="20"/>
+                      <w:szCs w:val="20"/>
                     </w:rPr>
                     <w:t xml:space="preserve">8.4</w:t>
                   </w:r>
@@ -3217,8 +3248,8 @@
                       <w:rFonts w:ascii="Avenir Next" w:hAnsi="Avenir Next" w:cs="Avenir Next" w:eastAsia="Avenir Next"/>
                       <w:b/>
                       <w:color w:val="003A70"/>
-                      <w:sz w:val="19"/>
-                      <w:szCs w:val="19"/>
+                      <w:sz w:val="20"/>
+                      <w:szCs w:val="20"/>
                     </w:rPr>
                     <w:t xml:space="preserve">B</w:t>
                   </w:r>
@@ -3226,8 +3257,8 @@
                     <w:rPr>
                       <w:rFonts w:ascii="Avenir Next" w:hAnsi="Avenir Next" w:cs="Avenir Next" w:eastAsia="Avenir Next"/>
                       <w:color w:val="1A1A1A"/>
-                      <w:sz w:val="19"/>
-                      <w:szCs w:val="19"/>
+                      <w:sz w:val="20"/>
+                      <w:szCs w:val="20"/>
                     </w:rPr>
                     <w:tab/>
                   </w:r>
@@ -3235,8 +3266,8 @@
                     <w:rPr>
                       <w:rFonts w:ascii="Avenir Next" w:hAnsi="Avenir Next" w:cs="Avenir Next" w:eastAsia="Avenir Next"/>
                       <w:color w:val="1A1A1A"/>
-                      <w:sz w:val="19"/>
-                      <w:szCs w:val="19"/>
+                      <w:sz w:val="20"/>
+                      <w:szCs w:val="20"/>
                     </w:rPr>
                     <w:t xml:space="preserve">84</w:t>
                   </w:r>
@@ -3260,8 +3291,8 @@
                       <w:rFonts w:ascii="Avenir Next" w:hAnsi="Avenir Next" w:cs="Avenir Next" w:eastAsia="Avenir Next"/>
                       <w:b/>
                       <w:color w:val="003A70"/>
-                      <w:sz w:val="19"/>
-                      <w:szCs w:val="19"/>
+                      <w:sz w:val="20"/>
+                      <w:szCs w:val="20"/>
                     </w:rPr>
                     <w:t xml:space="preserve">C</w:t>
                   </w:r>
@@ -3269,8 +3300,8 @@
                     <w:rPr>
                       <w:rFonts w:ascii="Avenir Next" w:hAnsi="Avenir Next" w:cs="Avenir Next" w:eastAsia="Avenir Next"/>
                       <w:color w:val="1A1A1A"/>
-                      <w:sz w:val="19"/>
-                      <w:szCs w:val="19"/>
+                      <w:sz w:val="20"/>
+                      <w:szCs w:val="20"/>
                     </w:rPr>
                     <w:tab/>
                   </w:r>
@@ -3278,8 +3309,8 @@
                     <w:rPr>
                       <w:rFonts w:ascii="Avenir Next" w:hAnsi="Avenir Next" w:cs="Avenir Next" w:eastAsia="Avenir Next"/>
                       <w:color w:val="1A1A1A"/>
-                      <w:sz w:val="19"/>
-                      <w:szCs w:val="19"/>
+                      <w:sz w:val="20"/>
+                      <w:szCs w:val="20"/>
                     </w:rPr>
                     <w:t xml:space="preserve">840</w:t>
                   </w:r>
@@ -3303,8 +3334,8 @@
                       <w:rFonts w:ascii="Avenir Next" w:hAnsi="Avenir Next" w:cs="Avenir Next" w:eastAsia="Avenir Next"/>
                       <w:b/>
                       <w:color w:val="003A70"/>
-                      <w:sz w:val="19"/>
-                      <w:szCs w:val="19"/>
+                      <w:sz w:val="20"/>
+                      <w:szCs w:val="20"/>
                     </w:rPr>
                     <w:t xml:space="preserve">D</w:t>
                   </w:r>
@@ -3312,8 +3343,8 @@
                     <w:rPr>
                       <w:rFonts w:ascii="Avenir Next" w:hAnsi="Avenir Next" w:cs="Avenir Next" w:eastAsia="Avenir Next"/>
                       <w:color w:val="1A1A1A"/>
-                      <w:sz w:val="19"/>
-                      <w:szCs w:val="19"/>
+                      <w:sz w:val="20"/>
+                      <w:szCs w:val="20"/>
                     </w:rPr>
                     <w:tab/>
                   </w:r>
@@ -3321,8 +3352,8 @@
                     <w:rPr>
                       <w:rFonts w:ascii="Avenir Next" w:hAnsi="Avenir Next" w:cs="Avenir Next" w:eastAsia="Avenir Next"/>
                       <w:color w:val="1A1A1A"/>
-                      <w:sz w:val="19"/>
-                      <w:szCs w:val="19"/>
+                      <w:sz w:val="20"/>
+                      <w:szCs w:val="20"/>
                     </w:rPr>
                     <w:t xml:space="preserve">8,400</w:t>
                   </w:r>
@@ -3395,8 +3426,8 @@
                 <w:rFonts w:ascii="Avenir Next" w:hAnsi="Avenir Next" w:cs="Avenir Next" w:eastAsia="Avenir Next"/>
                 <w:b/>
                 <w:color w:val="1A1A1A"/>
-                <w:sz w:val="20"/>
-                <w:szCs w:val="20"/>
+                <w:sz w:val="21"/>
+                <w:szCs w:val="21"/>
               </w:rPr>
               <w:t xml:space="preserve">11.</w:t>
             </w:r>
@@ -3404,8 +3435,8 @@
               <w:rPr>
                 <w:rFonts w:ascii="Avenir Next" w:hAnsi="Avenir Next" w:cs="Avenir Next" w:eastAsia="Avenir Next"/>
                 <w:color w:val="1A1A1A"/>
-                <w:sz w:val="20"/>
-                <w:szCs w:val="20"/>
+                <w:sz w:val="21"/>
+                <w:szCs w:val="21"/>
               </w:rPr>
               <w:tab/>
             </w:r>
@@ -3413,8 +3444,8 @@
               <w:rPr>
                 <w:rFonts w:ascii="Avenir Next" w:hAnsi="Avenir Next" w:cs="Avenir Next" w:eastAsia="Avenir Next"/>
                 <w:color w:val="1A1A1A"/>
-                <w:sz w:val="20"/>
-                <w:szCs w:val="20"/>
+                <w:sz w:val="21"/>
+                <w:szCs w:val="21"/>
               </w:rPr>
               <w:t xml:space="preserve">About 30% of 290 is —</w:t>
             </w:r>
@@ -3469,8 +3500,8 @@
                       <w:rFonts w:ascii="Avenir Next" w:hAnsi="Avenir Next" w:cs="Avenir Next" w:eastAsia="Avenir Next"/>
                       <w:b/>
                       <w:color w:val="003A70"/>
-                      <w:sz w:val="19"/>
-                      <w:szCs w:val="19"/>
+                      <w:sz w:val="20"/>
+                      <w:szCs w:val="20"/>
                     </w:rPr>
                     <w:t xml:space="preserve">A</w:t>
                   </w:r>
@@ -3478,8 +3509,8 @@
                     <w:rPr>
                       <w:rFonts w:ascii="Avenir Next" w:hAnsi="Avenir Next" w:cs="Avenir Next" w:eastAsia="Avenir Next"/>
                       <w:color w:val="1A1A1A"/>
-                      <w:sz w:val="19"/>
-                      <w:szCs w:val="19"/>
+                      <w:sz w:val="20"/>
+                      <w:szCs w:val="20"/>
                     </w:rPr>
                     <w:tab/>
                   </w:r>
@@ -3487,8 +3518,8 @@
                     <w:rPr>
                       <w:rFonts w:ascii="Avenir Next" w:hAnsi="Avenir Next" w:cs="Avenir Next" w:eastAsia="Avenir Next"/>
                       <w:color w:val="1A1A1A"/>
-                      <w:sz w:val="19"/>
-                      <w:szCs w:val="19"/>
+                      <w:sz w:val="20"/>
+                      <w:szCs w:val="20"/>
                     </w:rPr>
                     <w:t xml:space="preserve">9</w:t>
                   </w:r>
@@ -3512,8 +3543,8 @@
                       <w:rFonts w:ascii="Avenir Next" w:hAnsi="Avenir Next" w:cs="Avenir Next" w:eastAsia="Avenir Next"/>
                       <w:b/>
                       <w:color w:val="003A70"/>
-                      <w:sz w:val="19"/>
-                      <w:szCs w:val="19"/>
+                      <w:sz w:val="20"/>
+                      <w:szCs w:val="20"/>
                     </w:rPr>
                     <w:t xml:space="preserve">B</w:t>
                   </w:r>
@@ -3521,8 +3552,8 @@
                     <w:rPr>
                       <w:rFonts w:ascii="Avenir Next" w:hAnsi="Avenir Next" w:cs="Avenir Next" w:eastAsia="Avenir Next"/>
                       <w:color w:val="1A1A1A"/>
-                      <w:sz w:val="19"/>
-                      <w:szCs w:val="19"/>
+                      <w:sz w:val="20"/>
+                      <w:szCs w:val="20"/>
                     </w:rPr>
                     <w:tab/>
                   </w:r>
@@ -3530,8 +3561,8 @@
                     <w:rPr>
                       <w:rFonts w:ascii="Avenir Next" w:hAnsi="Avenir Next" w:cs="Avenir Next" w:eastAsia="Avenir Next"/>
                       <w:color w:val="1A1A1A"/>
-                      <w:sz w:val="19"/>
-                      <w:szCs w:val="19"/>
+                      <w:sz w:val="20"/>
+                      <w:szCs w:val="20"/>
                     </w:rPr>
                     <w:t xml:space="preserve">30</w:t>
                   </w:r>
@@ -3555,8 +3586,8 @@
                       <w:rFonts w:ascii="Avenir Next" w:hAnsi="Avenir Next" w:cs="Avenir Next" w:eastAsia="Avenir Next"/>
                       <w:b/>
                       <w:color w:val="003A70"/>
-                      <w:sz w:val="19"/>
-                      <w:szCs w:val="19"/>
+                      <w:sz w:val="20"/>
+                      <w:szCs w:val="20"/>
                     </w:rPr>
                     <w:t xml:space="preserve">C</w:t>
                   </w:r>
@@ -3564,8 +3595,8 @@
                     <w:rPr>
                       <w:rFonts w:ascii="Avenir Next" w:hAnsi="Avenir Next" w:cs="Avenir Next" w:eastAsia="Avenir Next"/>
                       <w:color w:val="1A1A1A"/>
-                      <w:sz w:val="19"/>
-                      <w:szCs w:val="19"/>
+                      <w:sz w:val="20"/>
+                      <w:szCs w:val="20"/>
                     </w:rPr>
                     <w:tab/>
                   </w:r>
@@ -3573,8 +3604,8 @@
                     <w:rPr>
                       <w:rFonts w:ascii="Avenir Next" w:hAnsi="Avenir Next" w:cs="Avenir Next" w:eastAsia="Avenir Next"/>
                       <w:color w:val="1A1A1A"/>
-                      <w:sz w:val="19"/>
-                      <w:szCs w:val="19"/>
+                      <w:sz w:val="20"/>
+                      <w:szCs w:val="20"/>
                     </w:rPr>
                     <w:t xml:space="preserve">90</w:t>
                   </w:r>
@@ -3598,8 +3629,8 @@
                       <w:rFonts w:ascii="Avenir Next" w:hAnsi="Avenir Next" w:cs="Avenir Next" w:eastAsia="Avenir Next"/>
                       <w:b/>
                       <w:color w:val="003A70"/>
-                      <w:sz w:val="19"/>
-                      <w:szCs w:val="19"/>
+                      <w:sz w:val="20"/>
+                      <w:szCs w:val="20"/>
                     </w:rPr>
                     <w:t xml:space="preserve">D</w:t>
                   </w:r>
@@ -3607,8 +3638,8 @@
                     <w:rPr>
                       <w:rFonts w:ascii="Avenir Next" w:hAnsi="Avenir Next" w:cs="Avenir Next" w:eastAsia="Avenir Next"/>
                       <w:color w:val="1A1A1A"/>
-                      <w:sz w:val="19"/>
-                      <w:szCs w:val="19"/>
+                      <w:sz w:val="20"/>
+                      <w:szCs w:val="20"/>
                     </w:rPr>
                     <w:tab/>
                   </w:r>
@@ -3616,8 +3647,8 @@
                     <w:rPr>
                       <w:rFonts w:ascii="Avenir Next" w:hAnsi="Avenir Next" w:cs="Avenir Next" w:eastAsia="Avenir Next"/>
                       <w:color w:val="1A1A1A"/>
-                      <w:sz w:val="19"/>
-                      <w:szCs w:val="19"/>
+                      <w:sz w:val="20"/>
+                      <w:szCs w:val="20"/>
                     </w:rPr>
                     <w:t xml:space="preserve">900</w:t>
                   </w:r>
@@ -3648,6 +3679,7 @@
           <w:tab w:val="right" w:pos="9504"/>
         </w:tabs>
         <w:spacing w:before="90" w:after="50" w:line="240" w:lineRule="auto"/>
+        <w:outlineLvl w:val="1"/>
       </w:pPr>
       <w:r>
         <w:rPr>
@@ -3814,7 +3846,7 @@
                 <w:sz w:val="18"/>
                 <w:szCs w:val="18"/>
               </w:rPr>
-              <w:t xml:space="preserve">100</w:t>
+              <w:t xml:space="preserve">520</w:t>
             </w:r>
           </w:p>
           <w:p>
